--- a/Report/MLDM2_Melanoma_Report.docx
+++ b/Report/MLDM2_Melanoma_Report.docx
@@ -192,7 +192,15 @@
           <w:szCs w:val="22"/>
           <w:lang w:val="en-US"/>
         </w:rPr>
-        <w:t>This report documents the development of a deep learning pipeline for automated melanoma classification using the SIIM-ISIC Melanoma Classification 2020 dataset. The task involves multimodal data (skin lesion images combined with clinical patient metadata) and a severe class imbalance of approximately 2% positive cases. We implement and compare a multimodal model against an image-only baseline, with a focus on architecture decisions, class imbalance handling, threshold analysis, and clinical interpretation of results.</w:t>
+        <w:t xml:space="preserve">This report documents the development of a deep learning pipeline for automated melanoma classification using the SIIM-ISIC Melanoma Classification 2020 dataset. The task involves multimodal data (skin lesion images combined with clinical patient metadata) and a severe class imbalance of approximately 2% positive cases. We implement and compare a multimodal model against an image-only baseline, with a focus on architecture decisions, class imbalance handling, threshold analysis, and clinical interpretation </w:t>
+      </w:r>
+      <w:r>
+        <w:rPr>
+          <w:rFonts w:ascii="Arial" w:hAnsi="Arial" w:cs="Arial"/>
+          <w:szCs w:val="22"/>
+          <w:lang w:val="en-US"/>
+        </w:rPr>
+        <w:t>of results.</w:t>
       </w:r>
     </w:p>
     <w:p>
@@ -324,7 +332,7 @@
           <w:r>
             <w:fldChar w:fldCharType="separate"/>
           </w:r>
-          <w:hyperlink w:anchor="_Toc229767532" w:history="1">
+          <w:hyperlink w:anchor="_Toc230164630" w:history="1">
             <w:r>
               <w:rPr>
                 <w:rStyle w:val="Hyperlink"/>
@@ -353,7 +361,7 @@
                 <w:noProof/>
                 <w:webHidden/>
               </w:rPr>
-              <w:instrText xml:space="preserve"> PAGEREF _Toc229767532 \h </w:instrText>
+              <w:instrText xml:space="preserve"> PAGEREF _Toc230164630 \h </w:instrText>
             </w:r>
             <w:r>
               <w:rPr>
@@ -399,7 +407,7 @@
               <w14:ligatures w14:val="standardContextual"/>
             </w:rPr>
           </w:pPr>
-          <w:hyperlink w:anchor="_Toc229767533" w:history="1">
+          <w:hyperlink w:anchor="_Toc230164631" w:history="1">
             <w:r>
               <w:rPr>
                 <w:rStyle w:val="Hyperlink"/>
@@ -428,7 +436,7 @@
                 <w:noProof/>
                 <w:webHidden/>
               </w:rPr>
-              <w:instrText xml:space="preserve"> PAGEREF _Toc229767533 \h </w:instrText>
+              <w:instrText xml:space="preserve"> PAGEREF _Toc230164631 \h </w:instrText>
             </w:r>
             <w:r>
               <w:rPr>
@@ -474,7 +482,7 @@
               <w14:ligatures w14:val="standardContextual"/>
             </w:rPr>
           </w:pPr>
-          <w:hyperlink w:anchor="_Toc229767534" w:history="1">
+          <w:hyperlink w:anchor="_Toc230164632" w:history="1">
             <w:r>
               <w:rPr>
                 <w:rStyle w:val="Hyperlink"/>
@@ -503,7 +511,7 @@
                 <w:noProof/>
                 <w:webHidden/>
               </w:rPr>
-              <w:instrText xml:space="preserve"> PAGEREF _Toc229767534 \h </w:instrText>
+              <w:instrText xml:space="preserve"> PAGEREF _Toc230164632 \h </w:instrText>
             </w:r>
             <w:r>
               <w:rPr>
@@ -549,12 +557,13 @@
               <w14:ligatures w14:val="standardContextual"/>
             </w:rPr>
           </w:pPr>
-          <w:hyperlink w:anchor="_Toc229767535" w:history="1">
+          <w:hyperlink w:anchor="_Toc230164633" w:history="1">
             <w:r>
               <w:rPr>
                 <w:rStyle w:val="Hyperlink"/>
                 <w:rFonts w:ascii="Arial" w:hAnsi="Arial" w:cs="Arial"/>
                 <w:noProof/>
+                <w:lang w:val="en-US"/>
               </w:rPr>
               <w:t>2.2 Train / Val / Test Split</w:t>
             </w:r>
@@ -577,7 +586,7 @@
                 <w:noProof/>
                 <w:webHidden/>
               </w:rPr>
-              <w:instrText xml:space="preserve"> PAGEREF _Toc229767535 \h </w:instrText>
+              <w:instrText xml:space="preserve"> PAGEREF _Toc230164633 \h </w:instrText>
             </w:r>
             <w:r>
               <w:rPr>
@@ -623,7 +632,7 @@
               <w14:ligatures w14:val="standardContextual"/>
             </w:rPr>
           </w:pPr>
-          <w:hyperlink w:anchor="_Toc229767536" w:history="1">
+          <w:hyperlink w:anchor="_Toc230164634" w:history="1">
             <w:r>
               <w:rPr>
                 <w:rStyle w:val="Hyperlink"/>
@@ -652,7 +661,7 @@
                 <w:noProof/>
                 <w:webHidden/>
               </w:rPr>
-              <w:instrText xml:space="preserve"> PAGEREF _Toc229767536 \h </w:instrText>
+              <w:instrText xml:space="preserve"> PAGEREF _Toc230164634 \h </w:instrText>
             </w:r>
             <w:r>
               <w:rPr>
@@ -698,7 +707,7 @@
               <w14:ligatures w14:val="standardContextual"/>
             </w:rPr>
           </w:pPr>
-          <w:hyperlink w:anchor="_Toc229767537" w:history="1">
+          <w:hyperlink w:anchor="_Toc230164635" w:history="1">
             <w:r>
               <w:rPr>
                 <w:rStyle w:val="Hyperlink"/>
@@ -727,7 +736,7 @@
                 <w:noProof/>
                 <w:webHidden/>
               </w:rPr>
-              <w:instrText xml:space="preserve"> PAGEREF _Toc229767537 \h </w:instrText>
+              <w:instrText xml:space="preserve"> PAGEREF _Toc230164635 \h </w:instrText>
             </w:r>
             <w:r>
               <w:rPr>
@@ -773,7 +782,7 @@
               <w14:ligatures w14:val="standardContextual"/>
             </w:rPr>
           </w:pPr>
-          <w:hyperlink w:anchor="_Toc229767538" w:history="1">
+          <w:hyperlink w:anchor="_Toc230164636" w:history="1">
             <w:r>
               <w:rPr>
                 <w:rStyle w:val="Hyperlink"/>
@@ -802,7 +811,7 @@
                 <w:noProof/>
                 <w:webHidden/>
               </w:rPr>
-              <w:instrText xml:space="preserve"> PAGEREF _Toc229767538 \h </w:instrText>
+              <w:instrText xml:space="preserve"> PAGEREF _Toc230164636 \h </w:instrText>
             </w:r>
             <w:r>
               <w:rPr>
@@ -848,7 +857,7 @@
               <w14:ligatures w14:val="standardContextual"/>
             </w:rPr>
           </w:pPr>
-          <w:hyperlink w:anchor="_Toc229767539" w:history="1">
+          <w:hyperlink w:anchor="_Toc230164637" w:history="1">
             <w:r>
               <w:rPr>
                 <w:rStyle w:val="Hyperlink"/>
@@ -877,7 +886,7 @@
                 <w:noProof/>
                 <w:webHidden/>
               </w:rPr>
-              <w:instrText xml:space="preserve"> PAGEREF _Toc229767539 \h </w:instrText>
+              <w:instrText xml:space="preserve"> PAGEREF _Toc230164637 \h </w:instrText>
             </w:r>
             <w:r>
               <w:rPr>
@@ -923,7 +932,7 @@
               <w14:ligatures w14:val="standardContextual"/>
             </w:rPr>
           </w:pPr>
-          <w:hyperlink w:anchor="_Toc229767540" w:history="1">
+          <w:hyperlink w:anchor="_Toc230164638" w:history="1">
             <w:r>
               <w:rPr>
                 <w:rStyle w:val="Hyperlink"/>
@@ -952,7 +961,7 @@
                 <w:noProof/>
                 <w:webHidden/>
               </w:rPr>
-              <w:instrText xml:space="preserve"> PAGEREF _Toc229767540 \h </w:instrText>
+              <w:instrText xml:space="preserve"> PAGEREF _Toc230164638 \h </w:instrText>
             </w:r>
             <w:r>
               <w:rPr>
@@ -998,7 +1007,7 @@
               <w14:ligatures w14:val="standardContextual"/>
             </w:rPr>
           </w:pPr>
-          <w:hyperlink w:anchor="_Toc229767541" w:history="1">
+          <w:hyperlink w:anchor="_Toc230164639" w:history="1">
             <w:r>
               <w:rPr>
                 <w:rStyle w:val="Hyperlink"/>
@@ -1027,7 +1036,7 @@
                 <w:noProof/>
                 <w:webHidden/>
               </w:rPr>
-              <w:instrText xml:space="preserve"> PAGEREF _Toc229767541 \h </w:instrText>
+              <w:instrText xml:space="preserve"> PAGEREF _Toc230164639 \h </w:instrText>
             </w:r>
             <w:r>
               <w:rPr>
@@ -1073,7 +1082,7 @@
               <w14:ligatures w14:val="standardContextual"/>
             </w:rPr>
           </w:pPr>
-          <w:hyperlink w:anchor="_Toc229767542" w:history="1">
+          <w:hyperlink w:anchor="_Toc230164640" w:history="1">
             <w:r>
               <w:rPr>
                 <w:rStyle w:val="Hyperlink"/>
@@ -1101,7 +1110,7 @@
                 <w:noProof/>
                 <w:webHidden/>
               </w:rPr>
-              <w:instrText xml:space="preserve"> PAGEREF _Toc229767542 \h </w:instrText>
+              <w:instrText xml:space="preserve"> PAGEREF _Toc230164640 \h </w:instrText>
             </w:r>
             <w:r>
               <w:rPr>
@@ -1147,7 +1156,7 @@
               <w14:ligatures w14:val="standardContextual"/>
             </w:rPr>
           </w:pPr>
-          <w:hyperlink w:anchor="_Toc229767543" w:history="1">
+          <w:hyperlink w:anchor="_Toc230164641" w:history="1">
             <w:r>
               <w:rPr>
                 <w:rStyle w:val="Hyperlink"/>
@@ -1176,7 +1185,7 @@
                 <w:noProof/>
                 <w:webHidden/>
               </w:rPr>
-              <w:instrText xml:space="preserve"> PAGEREF _Toc229767543 \h </w:instrText>
+              <w:instrText xml:space="preserve"> PAGEREF _Toc230164641 \h </w:instrText>
             </w:r>
             <w:r>
               <w:rPr>
@@ -1222,7 +1231,7 @@
               <w14:ligatures w14:val="standardContextual"/>
             </w:rPr>
           </w:pPr>
-          <w:hyperlink w:anchor="_Toc229767544" w:history="1">
+          <w:hyperlink w:anchor="_Toc230164642" w:history="1">
             <w:r>
               <w:rPr>
                 <w:rStyle w:val="Hyperlink"/>
@@ -1251,7 +1260,7 @@
                 <w:noProof/>
                 <w:webHidden/>
               </w:rPr>
-              <w:instrText xml:space="preserve"> PAGEREF _Toc229767544 \h </w:instrText>
+              <w:instrText xml:space="preserve"> PAGEREF _Toc230164642 \h </w:instrText>
             </w:r>
             <w:r>
               <w:rPr>
@@ -1297,7 +1306,7 @@
               <w14:ligatures w14:val="standardContextual"/>
             </w:rPr>
           </w:pPr>
-          <w:hyperlink w:anchor="_Toc229767545" w:history="1">
+          <w:hyperlink w:anchor="_Toc230164643" w:history="1">
             <w:r>
               <w:rPr>
                 <w:rStyle w:val="Hyperlink"/>
@@ -1326,7 +1335,7 @@
                 <w:noProof/>
                 <w:webHidden/>
               </w:rPr>
-              <w:instrText xml:space="preserve"> PAGEREF _Toc229767545 \h </w:instrText>
+              <w:instrText xml:space="preserve"> PAGEREF _Toc230164643 \h </w:instrText>
             </w:r>
             <w:r>
               <w:rPr>
@@ -1372,7 +1381,7 @@
               <w14:ligatures w14:val="standardContextual"/>
             </w:rPr>
           </w:pPr>
-          <w:hyperlink w:anchor="_Toc229767546" w:history="1">
+          <w:hyperlink w:anchor="_Toc230164644" w:history="1">
             <w:r>
               <w:rPr>
                 <w:rStyle w:val="Hyperlink"/>
@@ -1401,7 +1410,7 @@
                 <w:noProof/>
                 <w:webHidden/>
               </w:rPr>
-              <w:instrText xml:space="preserve"> PAGEREF _Toc229767546 \h </w:instrText>
+              <w:instrText xml:space="preserve"> PAGEREF _Toc230164644 \h </w:instrText>
             </w:r>
             <w:r>
               <w:rPr>
@@ -1447,7 +1456,7 @@
               <w14:ligatures w14:val="standardContextual"/>
             </w:rPr>
           </w:pPr>
-          <w:hyperlink w:anchor="_Toc229767547" w:history="1">
+          <w:hyperlink w:anchor="_Toc230164645" w:history="1">
             <w:r>
               <w:rPr>
                 <w:rStyle w:val="Hyperlink"/>
@@ -1476,7 +1485,7 @@
                 <w:noProof/>
                 <w:webHidden/>
               </w:rPr>
-              <w:instrText xml:space="preserve"> PAGEREF _Toc229767547 \h </w:instrText>
+              <w:instrText xml:space="preserve"> PAGEREF _Toc230164645 \h </w:instrText>
             </w:r>
             <w:r>
               <w:rPr>
@@ -1522,7 +1531,7 @@
               <w14:ligatures w14:val="standardContextual"/>
             </w:rPr>
           </w:pPr>
-          <w:hyperlink w:anchor="_Toc229767548" w:history="1">
+          <w:hyperlink w:anchor="_Toc230164646" w:history="1">
             <w:r>
               <w:rPr>
                 <w:rStyle w:val="Hyperlink"/>
@@ -1551,7 +1560,7 @@
                 <w:noProof/>
                 <w:webHidden/>
               </w:rPr>
-              <w:instrText xml:space="preserve"> PAGEREF _Toc229767548 \h </w:instrText>
+              <w:instrText xml:space="preserve"> PAGEREF _Toc230164646 \h </w:instrText>
             </w:r>
             <w:r>
               <w:rPr>
@@ -1597,7 +1606,7 @@
               <w14:ligatures w14:val="standardContextual"/>
             </w:rPr>
           </w:pPr>
-          <w:hyperlink w:anchor="_Toc229767549" w:history="1">
+          <w:hyperlink w:anchor="_Toc230164647" w:history="1">
             <w:r>
               <w:rPr>
                 <w:rStyle w:val="Hyperlink"/>
@@ -1626,7 +1635,7 @@
                 <w:noProof/>
                 <w:webHidden/>
               </w:rPr>
-              <w:instrText xml:space="preserve"> PAGEREF _Toc229767549 \h </w:instrText>
+              <w:instrText xml:space="preserve"> PAGEREF _Toc230164647 \h </w:instrText>
             </w:r>
             <w:r>
               <w:rPr>
@@ -1672,7 +1681,7 @@
               <w14:ligatures w14:val="standardContextual"/>
             </w:rPr>
           </w:pPr>
-          <w:hyperlink w:anchor="_Toc229767550" w:history="1">
+          <w:hyperlink w:anchor="_Toc230164648" w:history="1">
             <w:r>
               <w:rPr>
                 <w:rStyle w:val="Hyperlink"/>
@@ -1701,7 +1710,7 @@
                 <w:noProof/>
                 <w:webHidden/>
               </w:rPr>
-              <w:instrText xml:space="preserve"> PAGEREF _Toc229767550 \h </w:instrText>
+              <w:instrText xml:space="preserve"> PAGEREF _Toc230164648 \h </w:instrText>
             </w:r>
             <w:r>
               <w:rPr>
@@ -1747,7 +1756,7 @@
               <w14:ligatures w14:val="standardContextual"/>
             </w:rPr>
           </w:pPr>
-          <w:hyperlink w:anchor="_Toc229767551" w:history="1">
+          <w:hyperlink w:anchor="_Toc230164649" w:history="1">
             <w:r>
               <w:rPr>
                 <w:rStyle w:val="Hyperlink"/>
@@ -1776,7 +1785,7 @@
                 <w:noProof/>
                 <w:webHidden/>
               </w:rPr>
-              <w:instrText xml:space="preserve"> PAGEREF _Toc229767551 \h </w:instrText>
+              <w:instrText xml:space="preserve"> PAGEREF _Toc230164649 \h </w:instrText>
             </w:r>
             <w:r>
               <w:rPr>
@@ -1822,7 +1831,7 @@
               <w14:ligatures w14:val="standardContextual"/>
             </w:rPr>
           </w:pPr>
-          <w:hyperlink w:anchor="_Toc229767552" w:history="1">
+          <w:hyperlink w:anchor="_Toc230164650" w:history="1">
             <w:r>
               <w:rPr>
                 <w:rStyle w:val="Hyperlink"/>
@@ -1851,7 +1860,7 @@
                 <w:noProof/>
                 <w:webHidden/>
               </w:rPr>
-              <w:instrText xml:space="preserve"> PAGEREF _Toc229767552 \h </w:instrText>
+              <w:instrText xml:space="preserve"> PAGEREF _Toc230164650 \h </w:instrText>
             </w:r>
             <w:r>
               <w:rPr>
@@ -1897,7 +1906,7 @@
               <w14:ligatures w14:val="standardContextual"/>
             </w:rPr>
           </w:pPr>
-          <w:hyperlink w:anchor="_Toc229767553" w:history="1">
+          <w:hyperlink w:anchor="_Toc230164651" w:history="1">
             <w:r>
               <w:rPr>
                 <w:rStyle w:val="Hyperlink"/>
@@ -1926,7 +1935,7 @@
                 <w:noProof/>
                 <w:webHidden/>
               </w:rPr>
-              <w:instrText xml:space="preserve"> PAGEREF _Toc229767553 \h </w:instrText>
+              <w:instrText xml:space="preserve"> PAGEREF _Toc230164651 \h </w:instrText>
             </w:r>
             <w:r>
               <w:rPr>
@@ -1972,7 +1981,7 @@
               <w14:ligatures w14:val="standardContextual"/>
             </w:rPr>
           </w:pPr>
-          <w:hyperlink w:anchor="_Toc229767554" w:history="1">
+          <w:hyperlink w:anchor="_Toc230164652" w:history="1">
             <w:r>
               <w:rPr>
                 <w:rStyle w:val="Hyperlink"/>
@@ -2001,7 +2010,7 @@
                 <w:noProof/>
                 <w:webHidden/>
               </w:rPr>
-              <w:instrText xml:space="preserve"> PAGEREF _Toc229767554 \h </w:instrText>
+              <w:instrText xml:space="preserve"> PAGEREF _Toc230164652 \h </w:instrText>
             </w:r>
             <w:r>
               <w:rPr>
@@ -2047,7 +2056,7 @@
               <w14:ligatures w14:val="standardContextual"/>
             </w:rPr>
           </w:pPr>
-          <w:hyperlink w:anchor="_Toc229767555" w:history="1">
+          <w:hyperlink w:anchor="_Toc230164653" w:history="1">
             <w:r>
               <w:rPr>
                 <w:rStyle w:val="Hyperlink"/>
@@ -2076,7 +2085,7 @@
                 <w:noProof/>
                 <w:webHidden/>
               </w:rPr>
-              <w:instrText xml:space="preserve"> PAGEREF _Toc229767555 \h </w:instrText>
+              <w:instrText xml:space="preserve"> PAGEREF _Toc230164653 \h </w:instrText>
             </w:r>
             <w:r>
               <w:rPr>
@@ -2122,7 +2131,7 @@
               <w14:ligatures w14:val="standardContextual"/>
             </w:rPr>
           </w:pPr>
-          <w:hyperlink w:anchor="_Toc229767556" w:history="1">
+          <w:hyperlink w:anchor="_Toc230164654" w:history="1">
             <w:r>
               <w:rPr>
                 <w:rStyle w:val="Hyperlink"/>
@@ -2151,7 +2160,7 @@
                 <w:noProof/>
                 <w:webHidden/>
               </w:rPr>
-              <w:instrText xml:space="preserve"> PAGEREF _Toc229767556 \h </w:instrText>
+              <w:instrText xml:space="preserve"> PAGEREF _Toc230164654 \h </w:instrText>
             </w:r>
             <w:r>
               <w:rPr>
@@ -2197,7 +2206,7 @@
               <w14:ligatures w14:val="standardContextual"/>
             </w:rPr>
           </w:pPr>
-          <w:hyperlink w:anchor="_Toc229767557" w:history="1">
+          <w:hyperlink w:anchor="_Toc230164655" w:history="1">
             <w:r>
               <w:rPr>
                 <w:rStyle w:val="Hyperlink"/>
@@ -2226,7 +2235,7 @@
                 <w:noProof/>
                 <w:webHidden/>
               </w:rPr>
-              <w:instrText xml:space="preserve"> PAGEREF _Toc229767557 \h </w:instrText>
+              <w:instrText xml:space="preserve"> PAGEREF _Toc230164655 \h </w:instrText>
             </w:r>
             <w:r>
               <w:rPr>
@@ -2305,7 +2314,7 @@
           <w:lang w:val="en-US"/>
         </w:rPr>
       </w:pPr>
-      <w:bookmarkStart w:id="0" w:name="_Toc229767532"/>
+      <w:bookmarkStart w:id="0" w:name="_Toc230164630"/>
       <w:r>
         <w:rPr>
           <w:rFonts w:ascii="Arial" w:hAnsi="Arial" w:cs="Arial"/>
@@ -2473,7 +2482,7 @@
           <w:lang w:val="en-US"/>
         </w:rPr>
       </w:pPr>
-      <w:bookmarkStart w:id="1" w:name="_Toc229767533"/>
+      <w:bookmarkStart w:id="1" w:name="_Toc230164631"/>
       <w:r>
         <w:rPr>
           <w:rFonts w:ascii="Arial" w:hAnsi="Arial" w:cs="Arial"/>
@@ -2495,7 +2504,7 @@
           <w:lang w:val="en-US"/>
         </w:rPr>
       </w:pPr>
-      <w:bookmarkStart w:id="2" w:name="_Toc229767534"/>
+      <w:bookmarkStart w:id="2" w:name="_Toc230164632"/>
       <w:r>
         <w:rPr>
           <w:rFonts w:ascii="Arial" w:hAnsi="Arial" w:cs="Arial"/>
@@ -3147,7 +3156,7 @@
           <w:lang w:val="en-US"/>
         </w:rPr>
       </w:pPr>
-      <w:bookmarkStart w:id="3" w:name="_Toc229767563"/>
+      <w:bookmarkStart w:id="3" w:name="_Toc230164614"/>
       <w:r>
         <w:rPr>
           <w:lang w:val="en-US"/>
@@ -3191,14 +3200,16 @@
           <w:rFonts w:ascii="Arial" w:hAnsi="Arial" w:cs="Arial"/>
           <w:sz w:val="28"/>
           <w:szCs w:val="28"/>
-        </w:rPr>
-      </w:pPr>
-      <w:bookmarkStart w:id="4" w:name="_Toc229767535"/>
+          <w:lang w:val="en-US"/>
+        </w:rPr>
+      </w:pPr>
+      <w:bookmarkStart w:id="4" w:name="_Toc230164633"/>
       <w:r>
         <w:rPr>
           <w:rFonts w:ascii="Arial" w:hAnsi="Arial" w:cs="Arial"/>
           <w:sz w:val="28"/>
           <w:szCs w:val="28"/>
+          <w:lang w:val="en-US"/>
         </w:rPr>
         <w:t>2.2 Train / Val / Test Split</w:t>
       </w:r>
@@ -3308,7 +3319,7 @@
           <w:lang w:val="en-US"/>
         </w:rPr>
       </w:pPr>
-      <w:bookmarkStart w:id="5" w:name="_Toc229767536"/>
+      <w:bookmarkStart w:id="5" w:name="_Toc230164634"/>
       <w:r>
         <w:rPr>
           <w:rFonts w:ascii="Arial" w:hAnsi="Arial" w:cs="Arial"/>
@@ -3330,7 +3341,7 @@
           <w:lang w:val="en-US"/>
         </w:rPr>
       </w:pPr>
-      <w:bookmarkStart w:id="6" w:name="_Toc229767537"/>
+      <w:bookmarkStart w:id="6" w:name="_Toc230164635"/>
       <w:r>
         <w:rPr>
           <w:rFonts w:ascii="Arial" w:hAnsi="Arial" w:cs="Arial"/>
@@ -3526,7 +3537,7 @@
           <w:lang w:val="en-US"/>
         </w:rPr>
       </w:pPr>
-      <w:bookmarkStart w:id="7" w:name="_Toc229767538"/>
+      <w:bookmarkStart w:id="7" w:name="_Toc230164636"/>
       <w:r>
         <w:rPr>
           <w:rFonts w:ascii="Arial" w:hAnsi="Arial" w:cs="Arial"/>
@@ -4029,7 +4040,7 @@
           <w:lang w:val="en-US"/>
         </w:rPr>
       </w:pPr>
-      <w:bookmarkStart w:id="8" w:name="_Toc229767564"/>
+      <w:bookmarkStart w:id="8" w:name="_Toc230164615"/>
       <w:r>
         <w:rPr>
           <w:lang w:val="en-US"/>
@@ -4111,7 +4122,7 @@
           <w:lang w:val="en-US"/>
         </w:rPr>
       </w:pPr>
-      <w:bookmarkStart w:id="9" w:name="_Toc229767539"/>
+      <w:bookmarkStart w:id="9" w:name="_Toc230164637"/>
       <w:r>
         <w:rPr>
           <w:rFonts w:ascii="Arial" w:hAnsi="Arial" w:cs="Arial"/>
@@ -4133,7 +4144,7 @@
           <w:lang w:val="en-US"/>
         </w:rPr>
       </w:pPr>
-      <w:bookmarkStart w:id="10" w:name="_Toc229767540"/>
+      <w:bookmarkStart w:id="10" w:name="_Toc230164638"/>
       <w:r>
         <w:rPr>
           <w:rFonts w:ascii="Arial" w:hAnsi="Arial" w:cs="Arial"/>
@@ -4187,23 +4198,48 @@
         </w:rPr>
         <w:t>EfficientNet-B0 was selected as the image backbone due to its strong performance-efficiency trade-off for medical image classification and its effectiveness under limited computational resources compared to larger CNN architectures.</w:t>
       </w:r>
+      <w:r>
+        <w:rPr>
+          <w:rFonts w:ascii="Arial" w:hAnsi="Arial" w:cs="Arial"/>
+          <w:szCs w:val="22"/>
+          <w:lang w:val="en-US"/>
+        </w:rPr>
+        <w:t xml:space="preserve"> </w:t>
+      </w:r>
+      <w:r>
+        <w:rPr>
+          <w:rFonts w:ascii="Arial" w:hAnsi="Arial" w:cs="Arial"/>
+          <w:szCs w:val="22"/>
+          <w:lang w:val="en-US"/>
+        </w:rPr>
+        <w:t>F</w:t>
+      </w:r>
+      <w:r>
+        <w:rPr>
+          <w:rFonts w:ascii="Arial" w:hAnsi="Arial" w:cs="Arial"/>
+          <w:szCs w:val="22"/>
+          <w:lang w:val="en-US"/>
+        </w:rPr>
+        <w:t>igure 1 illustrates the overall multimodal architecture, while Table 3 summarizes the individual branch components and output dimensions.</w:t>
+      </w:r>
     </w:p>
     <w:p>
       <w:pPr>
         <w:keepNext/>
         <w:spacing w:after="120"/>
-        <w:jc w:val="both"/>
-      </w:pPr>
-      <w:r>
-        <w:rPr>
-          <w:rFonts w:ascii="Arial" w:hAnsi="Arial" w:cs="Arial"/>
+        <w:jc w:val="center"/>
+      </w:pPr>
+      <w:r>
+        <w:rPr>
+          <w:rFonts w:ascii="Arial" w:hAnsi="Arial" w:cs="Arial"/>
+          <w:noProof/>
           <w:szCs w:val="22"/>
           <w:lang w:val="en-US"/>
         </w:rPr>
         <w:drawing>
-          <wp:inline distT="0" distB="0" distL="0" distR="0" wp14:anchorId="4337477C" wp14:editId="667BF533">
-            <wp:extent cx="4133850" cy="3302041"/>
-            <wp:effectExtent l="19050" t="19050" r="19050" b="12700"/>
+          <wp:inline distT="0" distB="0" distL="0" distR="0" wp14:anchorId="4337477C" wp14:editId="44203F25">
+            <wp:extent cx="3708679" cy="2962422"/>
+            <wp:effectExtent l="19050" t="19050" r="25400" b="9525"/>
             <wp:docPr id="593030499" name="Grafik 1"/>
             <wp:cNvGraphicFramePr>
               <a:graphicFrameLocks xmlns:a="http://schemas.openxmlformats.org/drawingml/2006/main" noChangeAspect="1"/>
@@ -4216,14 +4252,14 @@
                     <pic:cNvPicPr/>
                   </pic:nvPicPr>
                   <pic:blipFill>
-                    <a:blip r:embed="rId10">
+                    <a:blip r:embed="rId10" cstate="print">
                       <a:extLst>
                         <a:ext uri="{28A0092B-C50C-407E-A947-70E740481C1C}">
                           <a14:useLocalDpi xmlns:a14="http://schemas.microsoft.com/office/drawing/2010/main" val="0"/>
                         </a:ext>
                       </a:extLst>
                     </a:blip>
-                    <a:srcRect t="76" b="76"/>
+                    <a:srcRect t="1800" b="1800"/>
                     <a:stretch>
                       <a:fillRect/>
                     </a:stretch>
@@ -4231,7 +4267,7 @@
                   <pic:spPr bwMode="auto">
                     <a:xfrm>
                       <a:off x="0" y="0"/>
-                      <a:ext cx="4145269" cy="3311162"/>
+                      <a:ext cx="3708679" cy="2962422"/>
                     </a:xfrm>
                     <a:prstGeom prst="rect">
                       <a:avLst/>
@@ -4278,35 +4314,27 @@
     <w:p>
       <w:pPr>
         <w:pStyle w:val="Beschriftung"/>
-        <w:jc w:val="both"/>
-        <w:rPr>
-          <w:rFonts w:ascii="Arial" w:hAnsi="Arial" w:cs="Arial"/>
-          <w:szCs w:val="22"/>
-          <w:lang w:val="en-US"/>
-        </w:rPr>
-      </w:pPr>
-      <w:bookmarkStart w:id="11" w:name="_Toc229767558"/>
+        <w:rPr>
+          <w:rFonts w:ascii="Arial" w:hAnsi="Arial" w:cs="Arial"/>
+          <w:szCs w:val="22"/>
+          <w:lang w:val="en-US"/>
+        </w:rPr>
+      </w:pPr>
+      <w:r>
+        <w:t xml:space="preserve">                                       </w:t>
+      </w:r>
+      <w:bookmarkStart w:id="11" w:name="_Toc230164621"/>
       <w:r>
         <w:t xml:space="preserve">Figure </w:t>
       </w:r>
-      <w:r>
-        <w:fldChar w:fldCharType="begin"/>
-      </w:r>
-      <w:r>
-        <w:instrText xml:space="preserve"> SEQ Figure \* ARABIC </w:instrText>
-      </w:r>
-      <w:r>
-        <w:fldChar w:fldCharType="separate"/>
-      </w:r>
-      <w:r>
-        <w:rPr>
-          <w:noProof/>
-        </w:rPr>
-        <w:t>1</w:t>
-      </w:r>
-      <w:r>
-        <w:fldChar w:fldCharType="end"/>
-      </w:r>
+      <w:fldSimple w:instr=" SEQ Figure \* ARABIC ">
+        <w:r>
+          <w:rPr>
+            <w:noProof/>
+          </w:rPr>
+          <w:t>1</w:t>
+        </w:r>
+      </w:fldSimple>
       <w:r>
         <w:t xml:space="preserve">: Multimodal model </w:t>
       </w:r>
@@ -4333,9 +4361,9 @@
         <w:tblLook w:val="04A0" w:firstRow="1" w:lastRow="0" w:firstColumn="1" w:lastColumn="0" w:noHBand="0" w:noVBand="1"/>
       </w:tblPr>
       <w:tblGrid>
-        <w:gridCol w:w="1094"/>
-        <w:gridCol w:w="6543"/>
-        <w:gridCol w:w="1363"/>
+        <w:gridCol w:w="1034"/>
+        <w:gridCol w:w="6899"/>
+        <w:gridCol w:w="1067"/>
       </w:tblGrid>
       <w:tr>
         <w:tc>
@@ -4378,7 +4406,7 @@
         </w:tc>
         <w:tc>
           <w:tcPr>
-            <w:tcW w:w="0" w:type="auto"/>
+            <w:tcW w:w="6899" w:type="dxa"/>
             <w:tcBorders>
               <w:top w:val="single" w:sz="4" w:space="0" w:color="CCCCCC"/>
               <w:left w:val="single" w:sz="4" w:space="0" w:color="CCCCCC"/>
@@ -4415,7 +4443,7 @@
         </w:tc>
         <w:tc>
           <w:tcPr>
-            <w:tcW w:w="0" w:type="auto"/>
+            <w:tcW w:w="1067" w:type="dxa"/>
             <w:tcBorders>
               <w:top w:val="single" w:sz="4" w:space="0" w:color="CCCCCC"/>
               <w:left w:val="single" w:sz="4" w:space="0" w:color="CCCCCC"/>
@@ -4489,7 +4517,7 @@
         </w:tc>
         <w:tc>
           <w:tcPr>
-            <w:tcW w:w="0" w:type="auto"/>
+            <w:tcW w:w="6899" w:type="dxa"/>
             <w:tcBorders>
               <w:top w:val="single" w:sz="4" w:space="0" w:color="CCCCCC"/>
               <w:left w:val="single" w:sz="4" w:space="0" w:color="CCCCCC"/>
@@ -4524,7 +4552,7 @@
         </w:tc>
         <w:tc>
           <w:tcPr>
-            <w:tcW w:w="0" w:type="auto"/>
+            <w:tcW w:w="1067" w:type="dxa"/>
             <w:tcBorders>
               <w:top w:val="single" w:sz="4" w:space="0" w:color="CCCCCC"/>
               <w:left w:val="single" w:sz="4" w:space="0" w:color="CCCCCC"/>
@@ -4584,99 +4612,110 @@
               <w:bottom w:val="single" w:sz="4" w:space="0" w:color="CCCCCC"/>
               <w:right w:val="single" w:sz="4" w:space="0" w:color="CCCCCC"/>
             </w:tcBorders>
-            <w:shd w:val="clear" w:color="auto" w:fill="F7F9FC"/>
-            <w:tcMar>
-              <w:top w:w="60" w:type="dxa"/>
-              <w:left w:w="100" w:type="dxa"/>
-              <w:bottom w:w="60" w:type="dxa"/>
-              <w:right w:w="100" w:type="dxa"/>
-            </w:tcMar>
-            <w:vAlign w:val="center"/>
-          </w:tcPr>
-          <w:p>
-            <w:pPr>
-              <w:rPr>
-                <w:rFonts w:ascii="Arial" w:hAnsi="Arial" w:cs="Arial"/>
-                <w:szCs w:val="22"/>
-              </w:rPr>
-            </w:pPr>
-            <w:r>
-              <w:rPr>
-                <w:rFonts w:ascii="Arial" w:hAnsi="Arial" w:cs="Arial"/>
-                <w:color w:val="000000"/>
-                <w:sz w:val="20"/>
-              </w:rPr>
-              <w:t>Image</w:t>
-            </w:r>
-          </w:p>
-        </w:tc>
-        <w:tc>
-          <w:tcPr>
-            <w:tcW w:w="0" w:type="auto"/>
-            <w:tcBorders>
-              <w:top w:val="single" w:sz="4" w:space="0" w:color="CCCCCC"/>
-              <w:left w:val="single" w:sz="4" w:space="0" w:color="CCCCCC"/>
-              <w:bottom w:val="single" w:sz="4" w:space="0" w:color="CCCCCC"/>
-              <w:right w:val="single" w:sz="4" w:space="0" w:color="CCCCCC"/>
-            </w:tcBorders>
-            <w:shd w:val="clear" w:color="auto" w:fill="F7F9FC"/>
-            <w:tcMar>
-              <w:top w:w="60" w:type="dxa"/>
-              <w:left w:w="100" w:type="dxa"/>
-              <w:bottom w:w="60" w:type="dxa"/>
-              <w:right w:w="100" w:type="dxa"/>
-            </w:tcMar>
-            <w:vAlign w:val="center"/>
-          </w:tcPr>
-          <w:p>
-            <w:pPr>
-              <w:rPr>
-                <w:rFonts w:ascii="Arial" w:hAnsi="Arial" w:cs="Arial"/>
-                <w:szCs w:val="22"/>
-              </w:rPr>
-            </w:pPr>
-            <w:r>
-              <w:rPr>
-                <w:rFonts w:ascii="Arial" w:hAnsi="Arial" w:cs="Arial"/>
-                <w:color w:val="000000"/>
-                <w:sz w:val="20"/>
-              </w:rPr>
-              <w:t>Projection: Linear(1280→128) + BatchNorm + ReLU + Dropout(0.3)</w:t>
-            </w:r>
-          </w:p>
-        </w:tc>
-        <w:tc>
-          <w:tcPr>
-            <w:tcW w:w="0" w:type="auto"/>
-            <w:tcBorders>
-              <w:top w:val="single" w:sz="4" w:space="0" w:color="CCCCCC"/>
-              <w:left w:val="single" w:sz="4" w:space="0" w:color="CCCCCC"/>
-              <w:bottom w:val="single" w:sz="4" w:space="0" w:color="CCCCCC"/>
-              <w:right w:val="single" w:sz="4" w:space="0" w:color="CCCCCC"/>
-            </w:tcBorders>
-            <w:shd w:val="clear" w:color="auto" w:fill="F7F9FC"/>
-            <w:tcMar>
-              <w:top w:w="60" w:type="dxa"/>
-              <w:left w:w="100" w:type="dxa"/>
-              <w:bottom w:w="60" w:type="dxa"/>
-              <w:right w:w="100" w:type="dxa"/>
-            </w:tcMar>
-            <w:vAlign w:val="center"/>
-          </w:tcPr>
-          <w:p>
-            <w:pPr>
-              <w:rPr>
-                <w:rFonts w:ascii="Arial" w:hAnsi="Arial" w:cs="Arial"/>
-                <w:szCs w:val="22"/>
-              </w:rPr>
-            </w:pPr>
-            <w:r>
-              <w:rPr>
-                <w:rFonts w:ascii="Arial" w:hAnsi="Arial" w:cs="Arial"/>
-                <w:color w:val="000000"/>
-                <w:sz w:val="20"/>
-              </w:rPr>
-              <w:t>128</w:t>
+            <w:shd w:val="clear" w:color="auto" w:fill="FFFFFF"/>
+            <w:tcMar>
+              <w:top w:w="60" w:type="dxa"/>
+              <w:left w:w="100" w:type="dxa"/>
+              <w:bottom w:w="60" w:type="dxa"/>
+              <w:right w:w="100" w:type="dxa"/>
+            </w:tcMar>
+            <w:vAlign w:val="center"/>
+          </w:tcPr>
+          <w:p>
+            <w:pPr>
+              <w:rPr>
+                <w:rFonts w:ascii="Arial" w:hAnsi="Arial" w:cs="Arial"/>
+                <w:szCs w:val="22"/>
+              </w:rPr>
+            </w:pPr>
+            <w:r>
+              <w:rPr>
+                <w:rFonts w:ascii="Arial" w:hAnsi="Arial" w:cs="Arial"/>
+                <w:color w:val="000000"/>
+                <w:sz w:val="20"/>
+              </w:rPr>
+              <w:t>Metadata</w:t>
+            </w:r>
+          </w:p>
+        </w:tc>
+        <w:tc>
+          <w:tcPr>
+            <w:tcW w:w="6899" w:type="dxa"/>
+            <w:tcBorders>
+              <w:top w:val="single" w:sz="4" w:space="0" w:color="CCCCCC"/>
+              <w:left w:val="single" w:sz="4" w:space="0" w:color="CCCCCC"/>
+              <w:bottom w:val="single" w:sz="4" w:space="0" w:color="CCCCCC"/>
+              <w:right w:val="single" w:sz="4" w:space="0" w:color="CCCCCC"/>
+            </w:tcBorders>
+            <w:shd w:val="clear" w:color="auto" w:fill="FFFFFF"/>
+            <w:tcMar>
+              <w:top w:w="60" w:type="dxa"/>
+              <w:left w:w="100" w:type="dxa"/>
+              <w:bottom w:w="60" w:type="dxa"/>
+              <w:right w:w="100" w:type="dxa"/>
+            </w:tcMar>
+            <w:vAlign w:val="center"/>
+          </w:tcPr>
+          <w:p>
+            <w:pPr>
+              <w:rPr>
+                <w:rFonts w:ascii="Arial" w:hAnsi="Arial" w:cs="Arial"/>
+                <w:szCs w:val="22"/>
+                <w:lang w:val="en-US"/>
+              </w:rPr>
+            </w:pPr>
+            <w:r>
+              <w:rPr>
+                <w:rFonts w:ascii="Arial" w:hAnsi="Arial" w:cs="Arial"/>
+                <w:color w:val="000000"/>
+                <w:sz w:val="20"/>
+                <w:lang w:val="en-US"/>
+              </w:rPr>
+              <w:t xml:space="preserve">MLP: </w:t>
+            </w:r>
+            <w:r>
+              <w:rPr>
+                <w:rFonts w:ascii="Arial" w:hAnsi="Arial" w:cs="Arial"/>
+                <w:color w:val="000000"/>
+                <w:sz w:val="20"/>
+                <w:lang w:val="en-US"/>
+              </w:rPr>
+              <w:t>Linear(9→64) + ReLU + Dropout(0.3) + Linear(64→32) + ReLU</w:t>
+            </w:r>
+          </w:p>
+        </w:tc>
+        <w:tc>
+          <w:tcPr>
+            <w:tcW w:w="1067" w:type="dxa"/>
+            <w:tcBorders>
+              <w:top w:val="single" w:sz="4" w:space="0" w:color="CCCCCC"/>
+              <w:left w:val="single" w:sz="4" w:space="0" w:color="CCCCCC"/>
+              <w:bottom w:val="single" w:sz="4" w:space="0" w:color="CCCCCC"/>
+              <w:right w:val="single" w:sz="4" w:space="0" w:color="CCCCCC"/>
+            </w:tcBorders>
+            <w:shd w:val="clear" w:color="auto" w:fill="FFFFFF"/>
+            <w:tcMar>
+              <w:top w:w="60" w:type="dxa"/>
+              <w:left w:w="100" w:type="dxa"/>
+              <w:bottom w:w="60" w:type="dxa"/>
+              <w:right w:w="100" w:type="dxa"/>
+            </w:tcMar>
+            <w:vAlign w:val="center"/>
+          </w:tcPr>
+          <w:p>
+            <w:pPr>
+              <w:rPr>
+                <w:rFonts w:ascii="Arial" w:hAnsi="Arial" w:cs="Arial"/>
+                <w:szCs w:val="22"/>
+              </w:rPr>
+            </w:pPr>
+            <w:r>
+              <w:rPr>
+                <w:rFonts w:ascii="Arial" w:hAnsi="Arial" w:cs="Arial"/>
+                <w:color w:val="000000"/>
+                <w:sz w:val="20"/>
+              </w:rPr>
+              <w:t>32</w:t>
             </w:r>
           </w:p>
         </w:tc>
@@ -4691,42 +4730,42 @@
               <w:bottom w:val="single" w:sz="4" w:space="0" w:color="CCCCCC"/>
               <w:right w:val="single" w:sz="4" w:space="0" w:color="CCCCCC"/>
             </w:tcBorders>
-            <w:shd w:val="clear" w:color="auto" w:fill="FFFFFF"/>
-            <w:tcMar>
-              <w:top w:w="60" w:type="dxa"/>
-              <w:left w:w="100" w:type="dxa"/>
-              <w:bottom w:w="60" w:type="dxa"/>
-              <w:right w:w="100" w:type="dxa"/>
-            </w:tcMar>
-            <w:vAlign w:val="center"/>
-          </w:tcPr>
-          <w:p>
-            <w:pPr>
-              <w:rPr>
-                <w:rFonts w:ascii="Arial" w:hAnsi="Arial" w:cs="Arial"/>
-                <w:szCs w:val="22"/>
-              </w:rPr>
-            </w:pPr>
-            <w:r>
-              <w:rPr>
-                <w:rFonts w:ascii="Arial" w:hAnsi="Arial" w:cs="Arial"/>
-                <w:color w:val="000000"/>
-                <w:sz w:val="20"/>
-              </w:rPr>
-              <w:t>Metadata</w:t>
-            </w:r>
-          </w:p>
-        </w:tc>
-        <w:tc>
-          <w:tcPr>
-            <w:tcW w:w="0" w:type="auto"/>
-            <w:tcBorders>
-              <w:top w:val="single" w:sz="4" w:space="0" w:color="CCCCCC"/>
-              <w:left w:val="single" w:sz="4" w:space="0" w:color="CCCCCC"/>
-              <w:bottom w:val="single" w:sz="4" w:space="0" w:color="CCCCCC"/>
-              <w:right w:val="single" w:sz="4" w:space="0" w:color="CCCCCC"/>
-            </w:tcBorders>
-            <w:shd w:val="clear" w:color="auto" w:fill="FFFFFF"/>
+            <w:shd w:val="clear" w:color="auto" w:fill="F7F9FC"/>
+            <w:tcMar>
+              <w:top w:w="60" w:type="dxa"/>
+              <w:left w:w="100" w:type="dxa"/>
+              <w:bottom w:w="60" w:type="dxa"/>
+              <w:right w:w="100" w:type="dxa"/>
+            </w:tcMar>
+            <w:vAlign w:val="center"/>
+          </w:tcPr>
+          <w:p>
+            <w:pPr>
+              <w:rPr>
+                <w:rFonts w:ascii="Arial" w:hAnsi="Arial" w:cs="Arial"/>
+                <w:szCs w:val="22"/>
+              </w:rPr>
+            </w:pPr>
+            <w:r>
+              <w:rPr>
+                <w:rFonts w:ascii="Arial" w:hAnsi="Arial" w:cs="Arial"/>
+                <w:color w:val="000000"/>
+                <w:sz w:val="20"/>
+              </w:rPr>
+              <w:t>Fusion</w:t>
+            </w:r>
+          </w:p>
+        </w:tc>
+        <w:tc>
+          <w:tcPr>
+            <w:tcW w:w="6899" w:type="dxa"/>
+            <w:tcBorders>
+              <w:top w:val="single" w:sz="4" w:space="0" w:color="CCCCCC"/>
+              <w:left w:val="single" w:sz="4" w:space="0" w:color="CCCCCC"/>
+              <w:bottom w:val="single" w:sz="4" w:space="0" w:color="CCCCCC"/>
+              <w:right w:val="single" w:sz="4" w:space="0" w:color="CCCCCC"/>
+            </w:tcBorders>
+            <w:shd w:val="clear" w:color="auto" w:fill="F7F9FC"/>
             <w:tcMar>
               <w:top w:w="60" w:type="dxa"/>
               <w:left w:w="100" w:type="dxa"/>
@@ -4750,42 +4789,42 @@
                 <w:sz w:val="20"/>
                 <w:lang w:val="en-US"/>
               </w:rPr>
-              <w:t>MLP: Linear(9→64) + ReLU + Linear(64→32) + ReLU</w:t>
-            </w:r>
-          </w:p>
-        </w:tc>
-        <w:tc>
-          <w:tcPr>
-            <w:tcW w:w="0" w:type="auto"/>
-            <w:tcBorders>
-              <w:top w:val="single" w:sz="4" w:space="0" w:color="CCCCCC"/>
-              <w:left w:val="single" w:sz="4" w:space="0" w:color="CCCCCC"/>
-              <w:bottom w:val="single" w:sz="4" w:space="0" w:color="CCCCCC"/>
-              <w:right w:val="single" w:sz="4" w:space="0" w:color="CCCCCC"/>
-            </w:tcBorders>
-            <w:shd w:val="clear" w:color="auto" w:fill="FFFFFF"/>
-            <w:tcMar>
-              <w:top w:w="60" w:type="dxa"/>
-              <w:left w:w="100" w:type="dxa"/>
-              <w:bottom w:w="60" w:type="dxa"/>
-              <w:right w:w="100" w:type="dxa"/>
-            </w:tcMar>
-            <w:vAlign w:val="center"/>
-          </w:tcPr>
-          <w:p>
-            <w:pPr>
-              <w:rPr>
-                <w:rFonts w:ascii="Arial" w:hAnsi="Arial" w:cs="Arial"/>
-                <w:szCs w:val="22"/>
-              </w:rPr>
-            </w:pPr>
-            <w:r>
-              <w:rPr>
-                <w:rFonts w:ascii="Arial" w:hAnsi="Arial" w:cs="Arial"/>
-                <w:color w:val="000000"/>
-                <w:sz w:val="20"/>
-              </w:rPr>
-              <w:t>32</w:t>
+              <w:t>Concatenation of image + metadata features</w:t>
+            </w:r>
+          </w:p>
+        </w:tc>
+        <w:tc>
+          <w:tcPr>
+            <w:tcW w:w="1067" w:type="dxa"/>
+            <w:tcBorders>
+              <w:top w:val="single" w:sz="4" w:space="0" w:color="CCCCCC"/>
+              <w:left w:val="single" w:sz="4" w:space="0" w:color="CCCCCC"/>
+              <w:bottom w:val="single" w:sz="4" w:space="0" w:color="CCCCCC"/>
+              <w:right w:val="single" w:sz="4" w:space="0" w:color="CCCCCC"/>
+            </w:tcBorders>
+            <w:shd w:val="clear" w:color="auto" w:fill="F7F9FC"/>
+            <w:tcMar>
+              <w:top w:w="60" w:type="dxa"/>
+              <w:left w:w="100" w:type="dxa"/>
+              <w:bottom w:w="60" w:type="dxa"/>
+              <w:right w:w="100" w:type="dxa"/>
+            </w:tcMar>
+            <w:vAlign w:val="center"/>
+          </w:tcPr>
+          <w:p>
+            <w:pPr>
+              <w:rPr>
+                <w:rFonts w:ascii="Arial" w:hAnsi="Arial" w:cs="Arial"/>
+                <w:szCs w:val="22"/>
+              </w:rPr>
+            </w:pPr>
+            <w:r>
+              <w:rPr>
+                <w:rFonts w:ascii="Arial" w:hAnsi="Arial" w:cs="Arial"/>
+                <w:color w:val="000000"/>
+                <w:sz w:val="20"/>
+              </w:rPr>
+              <w:t>1312</w:t>
             </w:r>
           </w:p>
         </w:tc>
@@ -4800,101 +4839,107 @@
               <w:bottom w:val="single" w:sz="4" w:space="0" w:color="CCCCCC"/>
               <w:right w:val="single" w:sz="4" w:space="0" w:color="CCCCCC"/>
             </w:tcBorders>
-            <w:shd w:val="clear" w:color="auto" w:fill="F7F9FC"/>
-            <w:tcMar>
-              <w:top w:w="60" w:type="dxa"/>
-              <w:left w:w="100" w:type="dxa"/>
-              <w:bottom w:w="60" w:type="dxa"/>
-              <w:right w:w="100" w:type="dxa"/>
-            </w:tcMar>
-            <w:vAlign w:val="center"/>
-          </w:tcPr>
-          <w:p>
-            <w:pPr>
-              <w:rPr>
-                <w:rFonts w:ascii="Arial" w:hAnsi="Arial" w:cs="Arial"/>
-                <w:szCs w:val="22"/>
-              </w:rPr>
-            </w:pPr>
-            <w:r>
-              <w:rPr>
-                <w:rFonts w:ascii="Arial" w:hAnsi="Arial" w:cs="Arial"/>
-                <w:color w:val="000000"/>
-                <w:sz w:val="20"/>
-              </w:rPr>
-              <w:t>Fusion</w:t>
-            </w:r>
-          </w:p>
-        </w:tc>
-        <w:tc>
-          <w:tcPr>
-            <w:tcW w:w="0" w:type="auto"/>
-            <w:tcBorders>
-              <w:top w:val="single" w:sz="4" w:space="0" w:color="CCCCCC"/>
-              <w:left w:val="single" w:sz="4" w:space="0" w:color="CCCCCC"/>
-              <w:bottom w:val="single" w:sz="4" w:space="0" w:color="CCCCCC"/>
-              <w:right w:val="single" w:sz="4" w:space="0" w:color="CCCCCC"/>
-            </w:tcBorders>
-            <w:shd w:val="clear" w:color="auto" w:fill="F7F9FC"/>
-            <w:tcMar>
-              <w:top w:w="60" w:type="dxa"/>
-              <w:left w:w="100" w:type="dxa"/>
-              <w:bottom w:w="60" w:type="dxa"/>
-              <w:right w:w="100" w:type="dxa"/>
-            </w:tcMar>
-            <w:vAlign w:val="center"/>
-          </w:tcPr>
-          <w:p>
-            <w:pPr>
-              <w:rPr>
-                <w:rFonts w:ascii="Arial" w:hAnsi="Arial" w:cs="Arial"/>
-                <w:szCs w:val="22"/>
-                <w:lang w:val="en-US"/>
-              </w:rPr>
-            </w:pPr>
-            <w:r>
-              <w:rPr>
-                <w:rFonts w:ascii="Arial" w:hAnsi="Arial" w:cs="Arial"/>
-                <w:color w:val="000000"/>
-                <w:sz w:val="20"/>
-                <w:lang w:val="en-US"/>
-              </w:rPr>
-              <w:t>Concatenation of image + metadata features</w:t>
-            </w:r>
-          </w:p>
-        </w:tc>
-        <w:tc>
-          <w:tcPr>
-            <w:tcW w:w="0" w:type="auto"/>
-            <w:tcBorders>
-              <w:top w:val="single" w:sz="4" w:space="0" w:color="CCCCCC"/>
-              <w:left w:val="single" w:sz="4" w:space="0" w:color="CCCCCC"/>
-              <w:bottom w:val="single" w:sz="4" w:space="0" w:color="CCCCCC"/>
-              <w:right w:val="single" w:sz="4" w:space="0" w:color="CCCCCC"/>
-            </w:tcBorders>
-            <w:shd w:val="clear" w:color="auto" w:fill="F7F9FC"/>
-            <w:tcMar>
-              <w:top w:w="60" w:type="dxa"/>
-              <w:left w:w="100" w:type="dxa"/>
-              <w:bottom w:w="60" w:type="dxa"/>
-              <w:right w:w="100" w:type="dxa"/>
-            </w:tcMar>
-            <w:vAlign w:val="center"/>
-          </w:tcPr>
-          <w:p>
-            <w:pPr>
-              <w:rPr>
-                <w:rFonts w:ascii="Arial" w:hAnsi="Arial" w:cs="Arial"/>
-                <w:szCs w:val="22"/>
-              </w:rPr>
-            </w:pPr>
-            <w:r>
-              <w:rPr>
-                <w:rFonts w:ascii="Arial" w:hAnsi="Arial" w:cs="Arial"/>
-                <w:color w:val="000000"/>
-                <w:sz w:val="20"/>
-              </w:rPr>
-              <w:t>160</w:t>
+            <w:shd w:val="clear" w:color="auto" w:fill="FFFFFF"/>
+            <w:tcMar>
+              <w:top w:w="60" w:type="dxa"/>
+              <w:left w:w="100" w:type="dxa"/>
+              <w:bottom w:w="60" w:type="dxa"/>
+              <w:right w:w="100" w:type="dxa"/>
+            </w:tcMar>
+            <w:vAlign w:val="center"/>
+          </w:tcPr>
+          <w:p>
+            <w:pPr>
+              <w:rPr>
+                <w:rFonts w:ascii="Arial" w:hAnsi="Arial" w:cs="Arial"/>
+                <w:szCs w:val="22"/>
+              </w:rPr>
+            </w:pPr>
+            <w:r>
+              <w:rPr>
+                <w:rFonts w:ascii="Arial" w:hAnsi="Arial" w:cs="Arial"/>
+                <w:color w:val="000000"/>
+                <w:sz w:val="20"/>
+              </w:rPr>
+              <w:t>Classifier</w:t>
+            </w:r>
+          </w:p>
+        </w:tc>
+        <w:tc>
+          <w:tcPr>
+            <w:tcW w:w="6899" w:type="dxa"/>
+            <w:tcBorders>
+              <w:top w:val="single" w:sz="4" w:space="0" w:color="CCCCCC"/>
+              <w:left w:val="single" w:sz="4" w:space="0" w:color="CCCCCC"/>
+              <w:bottom w:val="single" w:sz="4" w:space="0" w:color="CCCCCC"/>
+              <w:right w:val="single" w:sz="4" w:space="0" w:color="CCCCCC"/>
+            </w:tcBorders>
+            <w:shd w:val="clear" w:color="auto" w:fill="FFFFFF"/>
+            <w:tcMar>
+              <w:top w:w="60" w:type="dxa"/>
+              <w:left w:w="100" w:type="dxa"/>
+              <w:bottom w:w="60" w:type="dxa"/>
+              <w:right w:w="100" w:type="dxa"/>
+            </w:tcMar>
+            <w:vAlign w:val="center"/>
+          </w:tcPr>
+          <w:p>
+            <w:pPr>
+              <w:rPr>
+                <w:rFonts w:ascii="Arial" w:hAnsi="Arial" w:cs="Arial"/>
+                <w:szCs w:val="22"/>
+              </w:rPr>
+            </w:pPr>
+            <w:r>
+              <w:rPr>
+                <w:rFonts w:ascii="Arial" w:hAnsi="Arial" w:cs="Arial"/>
+                <w:color w:val="000000"/>
+                <w:sz w:val="20"/>
+              </w:rPr>
+              <w:t>D</w:t>
+            </w:r>
+            <w:r>
+              <w:rPr>
+                <w:rFonts w:ascii="Arial" w:hAnsi="Arial" w:cs="Arial"/>
+                <w:color w:val="000000"/>
+                <w:sz w:val="20"/>
+              </w:rPr>
+              <w:t>ropout(0.3) + Linear(1312→256) + ReLU + Dropout(0.3) + Linear(256→1)</w:t>
+            </w:r>
+          </w:p>
+        </w:tc>
+        <w:tc>
+          <w:tcPr>
+            <w:tcW w:w="1067" w:type="dxa"/>
+            <w:tcBorders>
+              <w:top w:val="single" w:sz="4" w:space="0" w:color="CCCCCC"/>
+              <w:left w:val="single" w:sz="4" w:space="0" w:color="CCCCCC"/>
+              <w:bottom w:val="single" w:sz="4" w:space="0" w:color="CCCCCC"/>
+              <w:right w:val="single" w:sz="4" w:space="0" w:color="CCCCCC"/>
+            </w:tcBorders>
+            <w:shd w:val="clear" w:color="auto" w:fill="FFFFFF"/>
+            <w:tcMar>
+              <w:top w:w="60" w:type="dxa"/>
+              <w:left w:w="100" w:type="dxa"/>
+              <w:bottom w:w="60" w:type="dxa"/>
+              <w:right w:w="100" w:type="dxa"/>
+            </w:tcMar>
+            <w:vAlign w:val="center"/>
+          </w:tcPr>
+          <w:p>
+            <w:pPr>
+              <w:rPr>
+                <w:rFonts w:ascii="Arial" w:hAnsi="Arial" w:cs="Arial"/>
+                <w:szCs w:val="22"/>
+              </w:rPr>
+            </w:pPr>
+            <w:r>
+              <w:rPr>
+                <w:rFonts w:ascii="Arial" w:hAnsi="Arial" w:cs="Arial"/>
+                <w:color w:val="000000"/>
+                <w:sz w:val="20"/>
+              </w:rPr>
+              <w:t>1 (logit)</w:t>
             </w:r>
           </w:p>
         </w:tc>
@@ -4909,113 +4954,6 @@
               <w:bottom w:val="single" w:sz="4" w:space="0" w:color="CCCCCC"/>
               <w:right w:val="single" w:sz="4" w:space="0" w:color="CCCCCC"/>
             </w:tcBorders>
-            <w:shd w:val="clear" w:color="auto" w:fill="FFFFFF"/>
-            <w:tcMar>
-              <w:top w:w="60" w:type="dxa"/>
-              <w:left w:w="100" w:type="dxa"/>
-              <w:bottom w:w="60" w:type="dxa"/>
-              <w:right w:w="100" w:type="dxa"/>
-            </w:tcMar>
-            <w:vAlign w:val="center"/>
-          </w:tcPr>
-          <w:p>
-            <w:pPr>
-              <w:rPr>
-                <w:rFonts w:ascii="Arial" w:hAnsi="Arial" w:cs="Arial"/>
-                <w:szCs w:val="22"/>
-              </w:rPr>
-            </w:pPr>
-            <w:r>
-              <w:rPr>
-                <w:rFonts w:ascii="Arial" w:hAnsi="Arial" w:cs="Arial"/>
-                <w:color w:val="000000"/>
-                <w:sz w:val="20"/>
-              </w:rPr>
-              <w:t>Classifier</w:t>
-            </w:r>
-          </w:p>
-        </w:tc>
-        <w:tc>
-          <w:tcPr>
-            <w:tcW w:w="0" w:type="auto"/>
-            <w:tcBorders>
-              <w:top w:val="single" w:sz="4" w:space="0" w:color="CCCCCC"/>
-              <w:left w:val="single" w:sz="4" w:space="0" w:color="CCCCCC"/>
-              <w:bottom w:val="single" w:sz="4" w:space="0" w:color="CCCCCC"/>
-              <w:right w:val="single" w:sz="4" w:space="0" w:color="CCCCCC"/>
-            </w:tcBorders>
-            <w:shd w:val="clear" w:color="auto" w:fill="FFFFFF"/>
-            <w:tcMar>
-              <w:top w:w="60" w:type="dxa"/>
-              <w:left w:w="100" w:type="dxa"/>
-              <w:bottom w:w="60" w:type="dxa"/>
-              <w:right w:w="100" w:type="dxa"/>
-            </w:tcMar>
-            <w:vAlign w:val="center"/>
-          </w:tcPr>
-          <w:p>
-            <w:pPr>
-              <w:rPr>
-                <w:rFonts w:ascii="Arial" w:hAnsi="Arial" w:cs="Arial"/>
-                <w:szCs w:val="22"/>
-              </w:rPr>
-            </w:pPr>
-            <w:r>
-              <w:rPr>
-                <w:rFonts w:ascii="Arial" w:hAnsi="Arial" w:cs="Arial"/>
-                <w:color w:val="000000"/>
-                <w:sz w:val="20"/>
-              </w:rPr>
-              <w:t>Linear(160→64) + ReLU + Dropout(0.3) + Linear(64→1)</w:t>
-            </w:r>
-          </w:p>
-        </w:tc>
-        <w:tc>
-          <w:tcPr>
-            <w:tcW w:w="0" w:type="auto"/>
-            <w:tcBorders>
-              <w:top w:val="single" w:sz="4" w:space="0" w:color="CCCCCC"/>
-              <w:left w:val="single" w:sz="4" w:space="0" w:color="CCCCCC"/>
-              <w:bottom w:val="single" w:sz="4" w:space="0" w:color="CCCCCC"/>
-              <w:right w:val="single" w:sz="4" w:space="0" w:color="CCCCCC"/>
-            </w:tcBorders>
-            <w:shd w:val="clear" w:color="auto" w:fill="FFFFFF"/>
-            <w:tcMar>
-              <w:top w:w="60" w:type="dxa"/>
-              <w:left w:w="100" w:type="dxa"/>
-              <w:bottom w:w="60" w:type="dxa"/>
-              <w:right w:w="100" w:type="dxa"/>
-            </w:tcMar>
-            <w:vAlign w:val="center"/>
-          </w:tcPr>
-          <w:p>
-            <w:pPr>
-              <w:rPr>
-                <w:rFonts w:ascii="Arial" w:hAnsi="Arial" w:cs="Arial"/>
-                <w:szCs w:val="22"/>
-              </w:rPr>
-            </w:pPr>
-            <w:r>
-              <w:rPr>
-                <w:rFonts w:ascii="Arial" w:hAnsi="Arial" w:cs="Arial"/>
-                <w:color w:val="000000"/>
-                <w:sz w:val="20"/>
-              </w:rPr>
-              <w:t>1 (logit)</w:t>
-            </w:r>
-          </w:p>
-        </w:tc>
-      </w:tr>
-      <w:tr>
-        <w:tc>
-          <w:tcPr>
-            <w:tcW w:w="0" w:type="auto"/>
-            <w:tcBorders>
-              <w:top w:val="single" w:sz="4" w:space="0" w:color="CCCCCC"/>
-              <w:left w:val="single" w:sz="4" w:space="0" w:color="CCCCCC"/>
-              <w:bottom w:val="single" w:sz="4" w:space="0" w:color="CCCCCC"/>
-              <w:right w:val="single" w:sz="4" w:space="0" w:color="CCCCCC"/>
-            </w:tcBorders>
             <w:shd w:val="clear" w:color="auto" w:fill="F7F9FC"/>
             <w:tcMar>
               <w:top w:w="60" w:type="dxa"/>
@@ -5044,7 +4982,7 @@
         </w:tc>
         <w:tc>
           <w:tcPr>
-            <w:tcW w:w="0" w:type="auto"/>
+            <w:tcW w:w="6899" w:type="dxa"/>
             <w:tcBorders>
               <w:top w:val="single" w:sz="4" w:space="0" w:color="CCCCCC"/>
               <w:left w:val="single" w:sz="4" w:space="0" w:color="CCCCCC"/>
@@ -5079,7 +5017,7 @@
         </w:tc>
         <w:tc>
           <w:tcPr>
-            <w:tcW w:w="0" w:type="auto"/>
+            <w:tcW w:w="1067" w:type="dxa"/>
             <w:tcBorders>
               <w:top w:val="single" w:sz="4" w:space="0" w:color="CCCCCC"/>
               <w:left w:val="single" w:sz="4" w:space="0" w:color="CCCCCC"/>
@@ -5124,7 +5062,7 @@
           <w:lang w:val="en-US"/>
         </w:rPr>
       </w:pPr>
-      <w:bookmarkStart w:id="12" w:name="_Toc229767565"/>
+      <w:bookmarkStart w:id="12" w:name="_Toc230164616"/>
       <w:r>
         <w:rPr>
           <w:lang w:val="en-US"/>
@@ -5177,7 +5115,39 @@
           <w:szCs w:val="22"/>
           <w:lang w:val="en-US"/>
         </w:rPr>
-        <w:t>Total trainable parameters: ~4.2M. The EfficientNet-B0 backbone uses pretrained ImageNet weights and is fine-tuned end-to-end. Transfer learning significantly accelerates convergence and improves generalization on the relatively small positive class.</w:t>
+        <w:t>Total trainable parameters: ~4.2M. The EfficientNet-B0 backbone uses pretrained ImageNet weights and is fine-tuned end-to-end, improving convergence and generalization despite the limited number of positive samples.</w:t>
+      </w:r>
+      <w:r>
+        <w:rPr>
+          <w:rFonts w:ascii="Arial" w:hAnsi="Arial" w:cs="Arial"/>
+          <w:szCs w:val="22"/>
+          <w:lang w:val="en-US"/>
+        </w:rPr>
+        <w:t xml:space="preserve"> </w:t>
+      </w:r>
+      <w:r>
+        <w:rPr>
+          <w:rFonts w:ascii="Arial" w:hAnsi="Arial" w:cs="Arial"/>
+          <w:szCs w:val="22"/>
+          <w:lang w:val="en-US"/>
+        </w:rPr>
+        <w:t>An alternative projected feature fusion architecture was also explored, where image features were projected to a lower-dimensional representation before concatenation in order to balance image and metadata contributions.</w:t>
+      </w:r>
+      <w:r>
+        <w:rPr>
+          <w:rFonts w:ascii="Arial" w:hAnsi="Arial" w:cs="Arial"/>
+          <w:szCs w:val="22"/>
+          <w:lang w:val="en-US"/>
+        </w:rPr>
+        <w:t xml:space="preserve"> </w:t>
+      </w:r>
+      <w:r>
+        <w:rPr>
+          <w:rFonts w:ascii="Arial" w:hAnsi="Arial" w:cs="Arial"/>
+          <w:szCs w:val="22"/>
+          <w:lang w:val="en-US"/>
+        </w:rPr>
+        <w:t>However, it achieved lower validation AUC and was therefore not used for the final model.</w:t>
       </w:r>
     </w:p>
     <w:p>
@@ -5190,7 +5160,7 @@
           <w:lang w:val="en-US"/>
         </w:rPr>
       </w:pPr>
-      <w:bookmarkStart w:id="13" w:name="_Toc229767541"/>
+      <w:bookmarkStart w:id="13" w:name="_Toc230164639"/>
       <w:r>
         <w:rPr>
           <w:rFonts w:ascii="Arial" w:hAnsi="Arial" w:cs="Arial"/>
@@ -5236,39 +5206,15 @@
           <w:szCs w:val="22"/>
           <w:lang w:val="en-US"/>
         </w:rPr>
-        <w:t>For comparison, we train an image-only baseline using the same EfficientNet-B0 backbone. The metadata branch and projection layer are removed</w:t>
-      </w:r>
-      <w:r>
-        <w:rPr>
-          <w:rFonts w:ascii="Arial" w:hAnsi="Arial" w:cs="Arial"/>
-          <w:szCs w:val="22"/>
-          <w:lang w:val="en-US"/>
-        </w:rPr>
-        <w:t xml:space="preserve"> and </w:t>
-      </w:r>
-      <w:r>
-        <w:rPr>
-          <w:rFonts w:ascii="Arial" w:hAnsi="Arial" w:cs="Arial"/>
-          <w:szCs w:val="22"/>
-          <w:lang w:val="en-US"/>
-        </w:rPr>
-        <w:t>the 1</w:t>
-      </w:r>
-      <w:r>
-        <w:rPr>
-          <w:rFonts w:ascii="Arial" w:hAnsi="Arial" w:cs="Arial"/>
-          <w:szCs w:val="22"/>
-          <w:lang w:val="en-US"/>
-        </w:rPr>
-        <w:t>’</w:t>
-      </w:r>
-      <w:r>
-        <w:rPr>
-          <w:rFonts w:ascii="Arial" w:hAnsi="Arial" w:cs="Arial"/>
-          <w:szCs w:val="22"/>
-          <w:lang w:val="en-US"/>
-        </w:rPr>
-        <w:t>280-dimensional image feature vector is passed directly into a simplified classifier head (Dropout → Linear(1280→1)). This allows us to isolate the contribution of clinical metadata to model performance.</w:t>
+        <w:t>For comparison, we train an image-only baseline using the same EfficientNet-B0 backbone. The metadata branch is removed and the 1’280-dimensional image feature vector is passed into a classifier head (Dropout → Linear(1280→256) → ReLU → Dropout → Linear(256→1)). This allows us to isolate the contribution of clinical metadata to model performance</w:t>
+      </w:r>
+      <w:r>
+        <w:rPr>
+          <w:rFonts w:ascii="Arial" w:hAnsi="Arial" w:cs="Arial"/>
+          <w:szCs w:val="22"/>
+          <w:lang w:val="en-US"/>
+        </w:rPr>
+        <w:t>.</w:t>
       </w:r>
     </w:p>
     <w:p>
@@ -5278,9 +5224,10 @@
           <w:rFonts w:ascii="Arial" w:hAnsi="Arial" w:cs="Arial"/>
           <w:sz w:val="28"/>
           <w:szCs w:val="28"/>
-        </w:rPr>
-      </w:pPr>
-      <w:bookmarkStart w:id="14" w:name="_Toc229767542"/>
+          <w:lang w:val="en-US"/>
+        </w:rPr>
+      </w:pPr>
+      <w:bookmarkStart w:id="14" w:name="_Toc230164640"/>
       <w:r>
         <w:rPr>
           <w:rFonts w:ascii="Arial" w:hAnsi="Arial" w:cs="Arial"/>
@@ -5346,35 +5293,8 @@
                 <w:color w:val="FFFFFF"/>
                 <w:sz w:val="20"/>
               </w:rPr>
-              <w:t>Hyperparameter</w:t>
-            </w:r>
-          </w:p>
-        </w:tc>
-        <w:tc>
-          <w:tcPr>
-            <w:tcW w:w="0" w:type="auto"/>
-            <w:tcBorders>
-              <w:top w:val="single" w:sz="4" w:space="0" w:color="CCCCCC"/>
-              <w:left w:val="single" w:sz="4" w:space="0" w:color="CCCCCC"/>
-              <w:bottom w:val="single" w:sz="4" w:space="0" w:color="CCCCCC"/>
-              <w:right w:val="single" w:sz="4" w:space="0" w:color="CCCCCC"/>
-            </w:tcBorders>
-            <w:shd w:val="clear" w:color="auto" w:fill="1A1A2E"/>
-            <w:tcMar>
-              <w:top w:w="60" w:type="dxa"/>
-              <w:left w:w="100" w:type="dxa"/>
-              <w:bottom w:w="60" w:type="dxa"/>
-              <w:right w:w="100" w:type="dxa"/>
-            </w:tcMar>
-            <w:vAlign w:val="center"/>
-          </w:tcPr>
-          <w:p>
-            <w:pPr>
-              <w:rPr>
-                <w:rFonts w:ascii="Arial" w:hAnsi="Arial" w:cs="Arial"/>
-                <w:szCs w:val="22"/>
-              </w:rPr>
-            </w:pPr>
+              <w:t>H</w:t>
+            </w:r>
             <w:r>
               <w:rPr>
                 <w:rFonts w:ascii="Arial" w:hAnsi="Arial" w:cs="Arial"/>
@@ -5383,6 +5303,43 @@
                 <w:color w:val="FFFFFF"/>
                 <w:sz w:val="20"/>
               </w:rPr>
+              <w:t>yperparameter</w:t>
+            </w:r>
+          </w:p>
+        </w:tc>
+        <w:tc>
+          <w:tcPr>
+            <w:tcW w:w="0" w:type="auto"/>
+            <w:tcBorders>
+              <w:top w:val="single" w:sz="4" w:space="0" w:color="CCCCCC"/>
+              <w:left w:val="single" w:sz="4" w:space="0" w:color="CCCCCC"/>
+              <w:bottom w:val="single" w:sz="4" w:space="0" w:color="CCCCCC"/>
+              <w:right w:val="single" w:sz="4" w:space="0" w:color="CCCCCC"/>
+            </w:tcBorders>
+            <w:shd w:val="clear" w:color="auto" w:fill="1A1A2E"/>
+            <w:tcMar>
+              <w:top w:w="60" w:type="dxa"/>
+              <w:left w:w="100" w:type="dxa"/>
+              <w:bottom w:w="60" w:type="dxa"/>
+              <w:right w:w="100" w:type="dxa"/>
+            </w:tcMar>
+            <w:vAlign w:val="center"/>
+          </w:tcPr>
+          <w:p>
+            <w:pPr>
+              <w:rPr>
+                <w:rFonts w:ascii="Arial" w:hAnsi="Arial" w:cs="Arial"/>
+                <w:szCs w:val="22"/>
+              </w:rPr>
+            </w:pPr>
+            <w:r>
+              <w:rPr>
+                <w:rFonts w:ascii="Arial" w:hAnsi="Arial" w:cs="Arial"/>
+                <w:b/>
+                <w:bCs/>
+                <w:color w:val="FFFFFF"/>
+                <w:sz w:val="20"/>
+              </w:rPr>
               <w:t>Value</w:t>
             </w:r>
           </w:p>
@@ -6026,28 +5983,18 @@
           <w:szCs w:val="22"/>
         </w:rPr>
       </w:pPr>
-      <w:bookmarkStart w:id="15" w:name="_Toc229767566"/>
+      <w:bookmarkStart w:id="15" w:name="_Toc230164617"/>
       <w:r>
         <w:t xml:space="preserve">Table </w:t>
       </w:r>
-      <w:r>
-        <w:fldChar w:fldCharType="begin"/>
-      </w:r>
-      <w:r>
-        <w:instrText xml:space="preserve"> SEQ Table \* ARABIC </w:instrText>
-      </w:r>
-      <w:r>
-        <w:fldChar w:fldCharType="separate"/>
-      </w:r>
-      <w:r>
-        <w:rPr>
-          <w:noProof/>
-        </w:rPr>
-        <w:t>4</w:t>
-      </w:r>
-      <w:r>
-        <w:fldChar w:fldCharType="end"/>
-      </w:r>
+      <w:fldSimple w:instr=" SEQ Table \* ARABIC ">
+        <w:r>
+          <w:rPr>
+            <w:noProof/>
+          </w:rPr>
+          <w:t>4</w:t>
+        </w:r>
+      </w:fldSimple>
       <w:r>
         <w:t>: Training configuration and hyperparameters</w:t>
       </w:r>
@@ -6083,15 +6030,16 @@
       <w:pPr>
         <w:keepNext/>
         <w:spacing w:after="80"/>
+        <w:jc w:val="center"/>
       </w:pPr>
       <w:r>
         <w:rPr>
           <w:noProof/>
         </w:rPr>
         <w:drawing>
-          <wp:inline distT="0" distB="0" distL="0" distR="0" wp14:anchorId="261339A2" wp14:editId="5529E539">
-            <wp:extent cx="5153025" cy="1697875"/>
-            <wp:effectExtent l="19050" t="19050" r="9525" b="17145"/>
+          <wp:inline distT="0" distB="0" distL="0" distR="0" wp14:anchorId="261339A2" wp14:editId="3F868170">
+            <wp:extent cx="4418297" cy="1455789"/>
+            <wp:effectExtent l="19050" t="19050" r="20955" b="11430"/>
             <wp:docPr id="1492470506" name="Grafik 1"/>
             <wp:cNvGraphicFramePr>
               <a:graphicFrameLocks xmlns:a="http://schemas.openxmlformats.org/drawingml/2006/main" noChangeAspect="1"/>
@@ -6120,7 +6068,7 @@
                   <pic:spPr bwMode="auto">
                     <a:xfrm>
                       <a:off x="0" y="0"/>
-                      <a:ext cx="5186754" cy="1708988"/>
+                      <a:ext cx="4554715" cy="1500737"/>
                     </a:xfrm>
                     <a:prstGeom prst="rect">
                       <a:avLst/>
@@ -6148,7 +6096,13 @@
           <w:lang w:val="en-US"/>
         </w:rPr>
       </w:pPr>
-      <w:bookmarkStart w:id="16" w:name="_Toc229767559"/>
+      <w:r>
+        <w:rPr>
+          <w:lang w:val="en-US"/>
+        </w:rPr>
+        <w:t xml:space="preserve">                 </w:t>
+      </w:r>
+      <w:bookmarkStart w:id="16" w:name="_Toc230164622"/>
       <w:r>
         <w:rPr>
           <w:lang w:val="en-US"/>
@@ -6181,7 +6135,7 @@
         <w:rPr>
           <w:lang w:val="en-US"/>
         </w:rPr>
-        <w:t>: Training and validation loss (left) and validation AUC-ROC &amp; F1-Score (right) over epochs for the multimodal model.</w:t>
+        <w:t>: Training and validation loss (left) and validation AUC-ROC &amp; F1-Score (right) for the multimodal model.</w:t>
       </w:r>
       <w:bookmarkEnd w:id="16"/>
     </w:p>
@@ -6195,7 +6149,7 @@
           <w:lang w:val="en-US"/>
         </w:rPr>
       </w:pPr>
-      <w:bookmarkStart w:id="17" w:name="_Toc229767543"/>
+      <w:bookmarkStart w:id="17" w:name="_Toc230164641"/>
       <w:r>
         <w:rPr>
           <w:rFonts w:ascii="Arial" w:hAnsi="Arial" w:cs="Arial"/>
@@ -6237,7 +6191,7 @@
           <w:lang w:val="en-US"/>
         </w:rPr>
       </w:pPr>
-      <w:bookmarkStart w:id="18" w:name="_Toc229767544"/>
+      <w:bookmarkStart w:id="18" w:name="_Toc230164642"/>
       <w:r>
         <w:rPr>
           <w:rFonts w:ascii="Arial" w:hAnsi="Arial" w:cs="Arial"/>
@@ -6310,7 +6264,7 @@
           <w:lang w:val="en-US"/>
         </w:rPr>
       </w:pPr>
-      <w:bookmarkStart w:id="19" w:name="_Toc229767545"/>
+      <w:bookmarkStart w:id="19" w:name="_Toc230164643"/>
       <w:r>
         <w:rPr>
           <w:rFonts w:ascii="Arial" w:hAnsi="Arial" w:cs="Arial"/>
@@ -6395,7 +6349,7 @@
           <w:lang w:val="en-US"/>
         </w:rPr>
       </w:pPr>
-      <w:bookmarkStart w:id="20" w:name="_Toc229767546"/>
+      <w:bookmarkStart w:id="20" w:name="_Toc230164644"/>
       <w:r>
         <w:rPr>
           <w:rFonts w:ascii="Arial" w:hAnsi="Arial" w:cs="Arial"/>
@@ -7465,7 +7419,7 @@
           <w:lang w:val="en-US"/>
         </w:rPr>
       </w:pPr>
-      <w:bookmarkStart w:id="21" w:name="_Toc229767567"/>
+      <w:bookmarkStart w:id="21" w:name="_Toc230164618"/>
       <w:r>
         <w:rPr>
           <w:lang w:val="en-US"/>
@@ -7518,39 +7472,7 @@
           <w:szCs w:val="22"/>
           <w:lang w:val="en-US"/>
         </w:rPr>
-        <w:t>pos_weight</w:t>
-      </w:r>
-      <w:r>
-        <w:rPr>
-          <w:rFonts w:ascii="Arial" w:hAnsi="Arial" w:cs="Arial"/>
-          <w:szCs w:val="22"/>
-          <w:lang w:val="en-US"/>
-        </w:rPr>
-        <w:t xml:space="preserve"> </w:t>
-      </w:r>
-      <w:r>
-        <w:rPr>
-          <w:rFonts w:ascii="Arial" w:hAnsi="Arial" w:cs="Arial"/>
-          <w:szCs w:val="22"/>
-          <w:lang w:val="en-US"/>
-        </w:rPr>
-        <w:t>=</w:t>
-      </w:r>
-      <w:r>
-        <w:rPr>
-          <w:rFonts w:ascii="Arial" w:hAnsi="Arial" w:cs="Arial"/>
-          <w:szCs w:val="22"/>
-          <w:lang w:val="en-US"/>
-        </w:rPr>
-        <w:t xml:space="preserve"> </w:t>
-      </w:r>
-      <w:r>
-        <w:rPr>
-          <w:rFonts w:ascii="Arial" w:hAnsi="Arial" w:cs="Arial"/>
-          <w:szCs w:val="22"/>
-          <w:lang w:val="en-US"/>
-        </w:rPr>
-        <w:t>50 is selected as the preferred configuration, achieving the highest Sensitivity (0.632) and the fewest missed melanomas while maintaining competitive overall discrimination performance.</w:t>
+        <w:t>pos_weight = 50 is selected as the preferred configuration, achieving the highest Sensitivity (0.632) and the fewest missed melanomas (FN = 32). Although pos_weight = 75 yields a marginally higher AUC (0.9182), it detects three fewer melanomas, which is clinically undesirable.</w:t>
       </w:r>
     </w:p>
     <w:p>
@@ -7563,7 +7485,7 @@
           <w:lang w:val="en-US"/>
         </w:rPr>
       </w:pPr>
-      <w:bookmarkStart w:id="22" w:name="_Toc229767547"/>
+      <w:bookmarkStart w:id="22" w:name="_Toc230164645"/>
       <w:r>
         <w:rPr>
           <w:rFonts w:ascii="Arial" w:hAnsi="Arial" w:cs="Arial"/>
@@ -7585,7 +7507,7 @@
           <w:lang w:val="en-US"/>
         </w:rPr>
       </w:pPr>
-      <w:bookmarkStart w:id="23" w:name="_Toc229767548"/>
+      <w:bookmarkStart w:id="23" w:name="_Toc230164646"/>
       <w:r>
         <w:rPr>
           <w:rFonts w:ascii="Arial" w:hAnsi="Arial" w:cs="Arial"/>
@@ -8598,7 +8520,7 @@
           <w:lang w:val="en-US"/>
         </w:rPr>
       </w:pPr>
-      <w:bookmarkStart w:id="24" w:name="_Toc229767568"/>
+      <w:bookmarkStart w:id="24" w:name="_Toc230164619"/>
       <w:r>
         <w:rPr>
           <w:lang w:val="en-US"/>
@@ -8658,6 +8580,7 @@
       <w:pPr>
         <w:keepNext/>
         <w:spacing w:after="80"/>
+        <w:jc w:val="center"/>
       </w:pPr>
       <w:r>
         <w:rPr>
@@ -8727,7 +8650,7 @@
           <w:lang w:val="en-US"/>
         </w:rPr>
       </w:pPr>
-      <w:bookmarkStart w:id="25" w:name="_Toc229767560"/>
+      <w:bookmarkStart w:id="25" w:name="_Toc230164623"/>
       <w:r>
         <w:rPr>
           <w:lang w:val="en-US"/>
@@ -8780,7 +8703,7 @@
           <w:lang w:val="en-US"/>
         </w:rPr>
       </w:pPr>
-      <w:bookmarkStart w:id="26" w:name="_Toc229767549"/>
+      <w:bookmarkStart w:id="26" w:name="_Toc230164647"/>
       <w:r>
         <w:rPr>
           <w:rFonts w:ascii="Arial" w:hAnsi="Arial" w:cs="Arial"/>
@@ -10344,7 +10267,7 @@
           <w:lang w:val="en-US"/>
         </w:rPr>
       </w:pPr>
-      <w:bookmarkStart w:id="27" w:name="_Toc229767569"/>
+      <w:bookmarkStart w:id="27" w:name="_Toc230164620"/>
       <w:r>
         <w:rPr>
           <w:lang w:val="en-US"/>
@@ -10429,55 +10352,15 @@
           <w:szCs w:val="22"/>
           <w:lang w:val="en-US"/>
         </w:rPr>
-        <w:t>he model detects 68 out of 87 melanomas. In a real-world screening scenario, thresholds of 0.05</w:t>
-      </w:r>
-      <w:r>
-        <w:rPr>
-          <w:rFonts w:ascii="Arial" w:hAnsi="Arial" w:cs="Arial"/>
-          <w:szCs w:val="22"/>
-          <w:lang w:val="en-US"/>
-        </w:rPr>
-        <w:t xml:space="preserve"> </w:t>
-      </w:r>
-      <w:r>
-        <w:rPr>
-          <w:rFonts w:ascii="Arial" w:hAnsi="Arial" w:cs="Arial"/>
-          <w:szCs w:val="22"/>
-          <w:lang w:val="en-US"/>
-        </w:rPr>
-        <w:t>–</w:t>
-      </w:r>
-      <w:r>
-        <w:rPr>
-          <w:rFonts w:ascii="Arial" w:hAnsi="Arial" w:cs="Arial"/>
-          <w:szCs w:val="22"/>
-          <w:lang w:val="en-US"/>
-        </w:rPr>
-        <w:t xml:space="preserve"> </w:t>
-      </w:r>
-      <w:r>
-        <w:rPr>
-          <w:rFonts w:ascii="Arial" w:hAnsi="Arial" w:cs="Arial"/>
-          <w:szCs w:val="22"/>
-          <w:lang w:val="en-US"/>
-        </w:rPr>
-        <w:t>0.10 would be preferred</w:t>
-      </w:r>
-      <w:r>
-        <w:rPr>
-          <w:rFonts w:ascii="Arial" w:hAnsi="Arial" w:cs="Arial"/>
-          <w:szCs w:val="22"/>
-          <w:lang w:val="en-US"/>
-        </w:rPr>
-        <w:t>, but</w:t>
-      </w:r>
-      <w:r>
-        <w:rPr>
-          <w:rFonts w:ascii="Arial" w:hAnsi="Arial" w:cs="Arial"/>
-          <w:szCs w:val="22"/>
-          <w:lang w:val="en-US"/>
-        </w:rPr>
-        <w:t xml:space="preserve"> missing a melanoma has life-threatening consequences, while a false alarm results only in a follow-up biopsy.</w:t>
+        <w:t xml:space="preserve">he model detects 68 out of 87 melanomas. </w:t>
+      </w:r>
+      <w:r>
+        <w:rPr>
+          <w:rFonts w:ascii="Arial" w:hAnsi="Arial" w:cs="Arial"/>
+          <w:szCs w:val="22"/>
+          <w:lang w:val="en-US"/>
+        </w:rPr>
+        <w:t>In a real-world screening scenario, thresholds of 0.05 – 0.10 would be preferred because missing a melanoma has life-threatening consequences, while a false alarm results only in a follow-up biopsy.</w:t>
       </w:r>
     </w:p>
     <w:p>
@@ -10490,7 +10373,7 @@
           <w:lang w:val="en-US"/>
         </w:rPr>
       </w:pPr>
-      <w:bookmarkStart w:id="28" w:name="_Toc229767550"/>
+      <w:bookmarkStart w:id="28" w:name="_Toc230164648"/>
       <w:r>
         <w:rPr>
           <w:rFonts w:ascii="Arial" w:hAnsi="Arial" w:cs="Arial"/>
@@ -10528,112 +10411,102 @@
         </w:rPr>
         <w:t>Lowering the classification threshold reduces the number of False Negatives but increases false alarms.</w:t>
       </w:r>
+      <w:r>
+        <w:rPr>
+          <w:rFonts w:ascii="Arial" w:hAnsi="Arial" w:cs="Arial"/>
+          <w:szCs w:val="22"/>
+          <w:lang w:val="en-US"/>
+        </w:rPr>
+        <w:br/>
+      </w:r>
+      <w:r>
+        <w:rPr>
+          <w:rFonts w:ascii="Arial" w:hAnsi="Arial" w:cs="Arial"/>
+          <w:szCs w:val="22"/>
+          <w:lang w:val="en-US"/>
+        </w:rPr>
+        <w:t xml:space="preserve">Figure </w:t>
+      </w:r>
+      <w:r>
+        <w:rPr>
+          <w:rFonts w:ascii="Arial" w:hAnsi="Arial" w:cs="Arial"/>
+          <w:szCs w:val="22"/>
+          <w:lang w:val="en-US"/>
+        </w:rPr>
+        <w:t>4</w:t>
+      </w:r>
+      <w:r>
+        <w:rPr>
+          <w:rFonts w:ascii="Arial" w:hAnsi="Arial" w:cs="Arial"/>
+          <w:szCs w:val="22"/>
+          <w:lang w:val="en-US"/>
+        </w:rPr>
+        <w:t xml:space="preserve"> reveals systematic error patterns across body site and model confidence. False Negatives (missed melanomas) occur most frequently on the torso, upper extremity, and lower </w:t>
+      </w:r>
+      <w:r>
+        <w:rPr>
+          <w:rFonts w:ascii="Arial" w:hAnsi="Arial" w:cs="Arial"/>
+          <w:szCs w:val="22"/>
+          <w:lang w:val="en-US"/>
+        </w:rPr>
+        <w:lastRenderedPageBreak/>
+        <w:t>extremity body sites, which also contain the majority of melanoma cases in the dataset. This suggests that these errors primarily reflect lesion difficulty rather than a systematic body-site-specific bias.</w:t>
+      </w:r>
+      <w:r>
+        <w:rPr>
+          <w:rFonts w:ascii="Arial" w:hAnsi="Arial" w:cs="Arial"/>
+          <w:szCs w:val="22"/>
+          <w:lang w:val="en-US"/>
+        </w:rPr>
+        <w:t xml:space="preserve"> </w:t>
+      </w:r>
+      <w:r>
+        <w:rPr>
+          <w:rFonts w:ascii="Arial" w:hAnsi="Arial" w:cs="Arial"/>
+          <w:szCs w:val="22"/>
+          <w:lang w:val="en-US"/>
+        </w:rPr>
+        <w:t xml:space="preserve">The confidence histogram further highlights that many False Negatives cluster </w:t>
+      </w:r>
+      <w:r>
+        <w:rPr>
+          <w:rFonts w:ascii="Arial" w:hAnsi="Arial" w:cs="Arial"/>
+          <w:szCs w:val="22"/>
+          <w:lang w:val="en-US"/>
+        </w:rPr>
+        <w:t>n</w:t>
+      </w:r>
+      <w:r>
+        <w:rPr>
+          <w:rFonts w:ascii="Arial" w:hAnsi="Arial" w:cs="Arial"/>
+          <w:szCs w:val="22"/>
+          <w:lang w:val="en-US"/>
+        </w:rPr>
+        <w:t>ear very low predicted probabilities (p ≈ 0.00)</w:t>
+      </w:r>
+      <w:r>
+        <w:rPr>
+          <w:rFonts w:ascii="Arial" w:hAnsi="Arial" w:cs="Arial"/>
+          <w:szCs w:val="22"/>
+          <w:lang w:val="en-US"/>
+        </w:rPr>
+        <w:t>, meaning the model was highly confident in its incorrect benign prediction. These highly confident misses represent the most clinically dangerous prediction errors.</w:t>
+      </w:r>
     </w:p>
     <w:p>
       <w:pPr>
-        <w:spacing w:after="120"/>
-        <w:jc w:val="both"/>
-        <w:rPr>
-          <w:rFonts w:ascii="Arial" w:hAnsi="Arial" w:cs="Arial"/>
-          <w:szCs w:val="22"/>
-          <w:lang w:val="en-US"/>
-        </w:rPr>
-      </w:pPr>
-      <w:r>
-        <w:rPr>
-          <w:rFonts w:ascii="Arial" w:hAnsi="Arial" w:cs="Arial"/>
-          <w:szCs w:val="22"/>
-          <w:lang w:val="en-US"/>
-        </w:rPr>
-        <w:t xml:space="preserve">Figure </w:t>
-      </w:r>
-      <w:r>
-        <w:rPr>
-          <w:rFonts w:ascii="Arial" w:hAnsi="Arial" w:cs="Arial"/>
-          <w:szCs w:val="22"/>
-          <w:lang w:val="en-US"/>
-        </w:rPr>
-        <w:t>4</w:t>
-      </w:r>
-      <w:r>
-        <w:rPr>
-          <w:rFonts w:ascii="Arial" w:hAnsi="Arial" w:cs="Arial"/>
-          <w:szCs w:val="22"/>
-          <w:lang w:val="en-US"/>
-        </w:rPr>
-        <w:t xml:space="preserve"> reveals systematic error patterns across body site and model confidence. False Negatives (missed melanomas) occur most frequently on the torso, upper extremity, and lower </w:t>
-      </w:r>
-      <w:r>
-        <w:rPr>
-          <w:rFonts w:ascii="Arial" w:hAnsi="Arial" w:cs="Arial"/>
-          <w:szCs w:val="22"/>
-          <w:lang w:val="en-US"/>
-        </w:rPr>
-        <w:lastRenderedPageBreak/>
-        <w:t>extremity body sites, which also contain the majority of melanoma cases in the dataset. This suggests that these errors primarily reflect lesion difficulty rather than a systematic body-site-specific bias.</w:t>
-      </w:r>
-      <w:r>
-        <w:rPr>
-          <w:rFonts w:ascii="Arial" w:hAnsi="Arial" w:cs="Arial"/>
-          <w:szCs w:val="22"/>
-          <w:lang w:val="en-US"/>
-        </w:rPr>
-        <w:t xml:space="preserve"> </w:t>
-      </w:r>
-      <w:r>
-        <w:rPr>
-          <w:rFonts w:ascii="Arial" w:hAnsi="Arial" w:cs="Arial"/>
-          <w:szCs w:val="22"/>
-          <w:lang w:val="en-US"/>
-        </w:rPr>
-        <w:t>The confidence histogram further highlights that many False Negatives cluster near p</w:t>
-      </w:r>
-      <w:r>
-        <w:rPr>
-          <w:rFonts w:ascii="Arial" w:hAnsi="Arial" w:cs="Arial"/>
-          <w:szCs w:val="22"/>
-          <w:lang w:val="en-US"/>
-        </w:rPr>
-        <w:t xml:space="preserve"> </w:t>
-      </w:r>
-      <w:r>
-        <w:rPr>
-          <w:rFonts w:ascii="Arial" w:hAnsi="Arial" w:cs="Arial"/>
-          <w:szCs w:val="22"/>
-          <w:lang w:val="en-US"/>
-        </w:rPr>
-        <w:t>=</w:t>
-      </w:r>
-      <w:r>
-        <w:rPr>
-          <w:rFonts w:ascii="Arial" w:hAnsi="Arial" w:cs="Arial"/>
-          <w:szCs w:val="22"/>
-          <w:lang w:val="en-US"/>
-        </w:rPr>
-        <w:t xml:space="preserve"> </w:t>
-      </w:r>
-      <w:r>
-        <w:rPr>
-          <w:rFonts w:ascii="Arial" w:hAnsi="Arial" w:cs="Arial"/>
-          <w:szCs w:val="22"/>
-          <w:lang w:val="en-US"/>
-        </w:rPr>
-        <w:t>0.00, meaning the model was highly confident in its incorrect benign prediction. These highly confident misses represent the most clinically dangerous prediction errors.</w:t>
-      </w:r>
-    </w:p>
-    <w:p>
-      <w:pPr>
         <w:keepNext/>
         <w:spacing w:after="80"/>
+        <w:jc w:val="center"/>
       </w:pPr>
       <w:r>
         <w:rPr>
           <w:noProof/>
         </w:rPr>
         <w:drawing>
-          <wp:inline distT="0" distB="0" distL="0" distR="0" wp14:anchorId="5C19C16D" wp14:editId="06355B9E">
-            <wp:extent cx="5723916" cy="2127260"/>
-            <wp:effectExtent l="19050" t="19050" r="10160" b="25400"/>
+          <wp:inline distT="0" distB="0" distL="0" distR="0" wp14:anchorId="5C19C16D" wp14:editId="721D26CF">
+            <wp:extent cx="5666014" cy="2105741"/>
+            <wp:effectExtent l="19050" t="19050" r="11430" b="27940"/>
             <wp:docPr id="1350179196" name="Grafik 5"/>
             <wp:cNvGraphicFramePr>
               <a:graphicFrameLocks xmlns:a="http://schemas.openxmlformats.org/drawingml/2006/main" noChangeAspect="1"/>
@@ -10662,7 +10535,7 @@
                   <pic:spPr bwMode="auto">
                     <a:xfrm>
                       <a:off x="0" y="0"/>
-                      <a:ext cx="5723916" cy="2127260"/>
+                      <a:ext cx="5735661" cy="2131625"/>
                     </a:xfrm>
                     <a:prstGeom prst="rect">
                       <a:avLst/>
@@ -10690,7 +10563,13 @@
           <w:lang w:val="en-US"/>
         </w:rPr>
       </w:pPr>
-      <w:bookmarkStart w:id="29" w:name="_Toc229767561"/>
+      <w:r>
+        <w:rPr>
+          <w:lang w:val="en-US"/>
+        </w:rPr>
+        <w:t xml:space="preserve"> </w:t>
+      </w:r>
+      <w:bookmarkStart w:id="29" w:name="_Toc230164624"/>
       <w:r>
         <w:rPr>
           <w:lang w:val="en-US"/>
@@ -10858,7 +10737,7 @@
       <w:pPr>
         <w:keepNext/>
         <w:spacing w:after="120"/>
-        <w:jc w:val="both"/>
+        <w:jc w:val="center"/>
       </w:pPr>
       <w:r>
         <w:rPr>
@@ -10868,9 +10747,9 @@
           <w:lang w:val="en-US"/>
         </w:rPr>
         <w:drawing>
-          <wp:inline distT="0" distB="0" distL="0" distR="0" wp14:anchorId="2BA103CA" wp14:editId="14C4725F">
-            <wp:extent cx="5767388" cy="3154304"/>
-            <wp:effectExtent l="19050" t="19050" r="24130" b="27305"/>
+          <wp:inline distT="0" distB="0" distL="0" distR="0" wp14:anchorId="2BA103CA" wp14:editId="4FD420A7">
+            <wp:extent cx="5464862" cy="2988845"/>
+            <wp:effectExtent l="19050" t="19050" r="21590" b="21590"/>
             <wp:docPr id="2127327877" name="Grafik 1"/>
             <wp:cNvGraphicFramePr>
               <a:graphicFrameLocks xmlns:a="http://schemas.openxmlformats.org/drawingml/2006/main" noChangeAspect="1"/>
@@ -10897,7 +10776,7 @@
                   <pic:spPr>
                     <a:xfrm>
                       <a:off x="0" y="0"/>
-                      <a:ext cx="5767388" cy="3154304"/>
+                      <a:ext cx="5621498" cy="3074512"/>
                     </a:xfrm>
                     <a:prstGeom prst="rect">
                       <a:avLst/>
@@ -10927,7 +10806,13 @@
           <w:lang w:val="en-US"/>
         </w:rPr>
       </w:pPr>
-      <w:bookmarkStart w:id="30" w:name="_Toc229767562"/>
+      <w:r>
+        <w:rPr>
+          <w:lang w:val="en-US"/>
+        </w:rPr>
+        <w:t xml:space="preserve">     </w:t>
+      </w:r>
+      <w:bookmarkStart w:id="30" w:name="_Toc230164625"/>
       <w:r>
         <w:rPr>
           <w:lang w:val="en-US"/>
@@ -10980,6 +10865,13 @@
     </w:p>
     <w:p>
       <w:pPr>
+        <w:rPr>
+          <w:lang w:val="en-US"/>
+        </w:rPr>
+      </w:pPr>
+    </w:p>
+    <w:p>
+      <w:pPr>
         <w:pStyle w:val="berschrift1"/>
         <w:rPr>
           <w:rFonts w:ascii="Arial" w:hAnsi="Arial" w:cs="Arial"/>
@@ -10988,7 +10880,7 @@
           <w:lang w:val="en-US"/>
         </w:rPr>
       </w:pPr>
-      <w:bookmarkStart w:id="31" w:name="_Toc229767551"/>
+      <w:bookmarkStart w:id="31" w:name="_Toc230164649"/>
       <w:r>
         <w:rPr>
           <w:rFonts w:ascii="Arial" w:hAnsi="Arial" w:cs="Arial"/>
@@ -11011,7 +10903,7 @@
           <w:lang w:val="en-US"/>
         </w:rPr>
       </w:pPr>
-      <w:bookmarkStart w:id="32" w:name="_Toc229767552"/>
+      <w:bookmarkStart w:id="32" w:name="_Toc230164650"/>
       <w:r>
         <w:rPr>
           <w:rFonts w:ascii="Arial" w:hAnsi="Arial" w:cs="Arial"/>
@@ -11052,7 +10944,7 @@
           <w:lang w:val="en-US"/>
         </w:rPr>
       </w:pPr>
-      <w:bookmarkStart w:id="33" w:name="_Toc229767553"/>
+      <w:bookmarkStart w:id="33" w:name="_Toc230164651"/>
       <w:r>
         <w:rPr>
           <w:rFonts w:ascii="Arial" w:hAnsi="Arial" w:cs="Arial"/>
@@ -11093,7 +10985,7 @@
           <w:lang w:val="en-US"/>
         </w:rPr>
       </w:pPr>
-      <w:bookmarkStart w:id="34" w:name="_Toc229767554"/>
+      <w:bookmarkStart w:id="34" w:name="_Toc230164652"/>
       <w:r>
         <w:rPr>
           <w:rFonts w:ascii="Arial" w:hAnsi="Arial" w:cs="Arial"/>
@@ -11145,31 +11037,15 @@
           <w:szCs w:val="22"/>
           <w:lang w:val="en-US"/>
         </w:rPr>
-        <w:t>T</w:t>
-      </w:r>
-      <w:r>
-        <w:rPr>
-          <w:rFonts w:ascii="Arial" w:hAnsi="Arial" w:cs="Arial"/>
-          <w:szCs w:val="22"/>
-          <w:lang w:val="en-US"/>
-        </w:rPr>
-        <w:t xml:space="preserve">his threshold must be lowered to ~0.05 to approach clinically acceptable recall at significant cost to </w:t>
-      </w:r>
-      <w:r>
-        <w:rPr>
-          <w:rFonts w:ascii="Arial" w:hAnsi="Arial" w:cs="Arial"/>
-          <w:szCs w:val="22"/>
-          <w:lang w:val="en-US"/>
-        </w:rPr>
-        <w:t>s</w:t>
-      </w:r>
-      <w:r>
-        <w:rPr>
-          <w:rFonts w:ascii="Arial" w:hAnsi="Arial" w:cs="Arial"/>
-          <w:szCs w:val="22"/>
-          <w:lang w:val="en-US"/>
-        </w:rPr>
-        <w:t>pecificity. F1-scores in the 0.20</w:t>
+        <w:t>The threshold would likely need to be lowered to ~0.05 to approach clinically acceptable recall, at a significant cost to specificity.</w:t>
+      </w:r>
+      <w:r>
+        <w:rPr>
+          <w:rFonts w:ascii="Arial" w:hAnsi="Arial" w:cs="Arial"/>
+          <w:szCs w:val="22"/>
+          <w:lang w:val="en-US"/>
+        </w:rPr>
+        <w:t xml:space="preserve"> F1-scores in the 0.20</w:t>
       </w:r>
       <w:r>
         <w:rPr>
@@ -11238,7 +11114,7 @@
           <w:lang w:val="en-US"/>
         </w:rPr>
       </w:pPr>
-      <w:bookmarkStart w:id="35" w:name="_Toc229767555"/>
+      <w:bookmarkStart w:id="35" w:name="_Toc230164653"/>
       <w:r>
         <w:rPr>
           <w:rFonts w:ascii="Arial" w:hAnsi="Arial" w:cs="Arial"/>
@@ -11275,7 +11151,39 @@
           <w:szCs w:val="22"/>
           <w:lang w:val="en-US"/>
         </w:rPr>
-        <w:t>Future work could explore probability calibration to improve threshold reliability, larger EfficientNet variants (B3–B5) for higher representational capacity, additional clinical features such as lesion history and patient risk factors, and explainability methods such as Grad-CAM to visualize which lesion regions drive model predictions.</w:t>
+        <w:t>Future work could explore probability calibration to improve threshold reliability, larger EfficientNet variants (B3</w:t>
+      </w:r>
+      <w:r>
+        <w:rPr>
+          <w:rFonts w:ascii="Arial" w:hAnsi="Arial" w:cs="Arial"/>
+          <w:szCs w:val="22"/>
+          <w:lang w:val="en-US"/>
+        </w:rPr>
+        <w:t xml:space="preserve"> </w:t>
+      </w:r>
+      <w:r>
+        <w:rPr>
+          <w:rFonts w:ascii="Arial" w:hAnsi="Arial" w:cs="Arial"/>
+          <w:szCs w:val="22"/>
+          <w:lang w:val="en-US"/>
+        </w:rPr>
+        <w:t>–</w:t>
+      </w:r>
+      <w:r>
+        <w:rPr>
+          <w:rFonts w:ascii="Arial" w:hAnsi="Arial" w:cs="Arial"/>
+          <w:szCs w:val="22"/>
+          <w:lang w:val="en-US"/>
+        </w:rPr>
+        <w:t xml:space="preserve"> </w:t>
+      </w:r>
+      <w:r>
+        <w:rPr>
+          <w:rFonts w:ascii="Arial" w:hAnsi="Arial" w:cs="Arial"/>
+          <w:szCs w:val="22"/>
+          <w:lang w:val="en-US"/>
+        </w:rPr>
+        <w:t>B5) for higher representational capacity, additional clinical features such as lesion history and patient risk factors, and explainability methods such as Grad-CAM to visualize which lesion regions drive model predictions.</w:t>
       </w:r>
     </w:p>
     <w:p>
@@ -11288,7 +11196,7 @@
           <w:lang w:val="en-US"/>
         </w:rPr>
       </w:pPr>
-      <w:bookmarkStart w:id="36" w:name="_Toc229767556"/>
+      <w:bookmarkStart w:id="36" w:name="_Toc230164654"/>
       <w:r>
         <w:rPr>
           <w:rFonts w:ascii="Arial" w:hAnsi="Arial" w:cs="Arial"/>
@@ -11468,7 +11376,7 @@
           <w:lang w:val="en-US"/>
         </w:rPr>
       </w:pPr>
-      <w:bookmarkStart w:id="37" w:name="_Toc229767557"/>
+      <w:bookmarkStart w:id="37" w:name="_Toc230164655"/>
       <w:r>
         <w:rPr>
           <w:rFonts w:ascii="Arial" w:hAnsi="Arial" w:cs="Arial"/>
@@ -11648,7 +11556,7 @@
         </w:rPr>
         <w:fldChar w:fldCharType="separate"/>
       </w:r>
-      <w:hyperlink w:anchor="_Toc229767558" w:history="1">
+      <w:hyperlink w:anchor="_Toc230164621" w:history="1">
         <w:r>
           <w:rPr>
             <w:rStyle w:val="Hyperlink"/>
@@ -11675,7 +11583,7 @@
             <w:noProof/>
             <w:webHidden/>
           </w:rPr>
-          <w:instrText xml:space="preserve"> PAGEREF _Toc229767558 \h </w:instrText>
+          <w:instrText xml:space="preserve"> PAGEREF _Toc230164621 \h </w:instrText>
         </w:r>
         <w:r>
           <w:rPr>
@@ -11721,14 +11629,14 @@
           <w14:ligatures w14:val="standardContextual"/>
         </w:rPr>
       </w:pPr>
-      <w:hyperlink w:anchor="_Toc229767559" w:history="1">
+      <w:hyperlink w:anchor="_Toc230164622" w:history="1">
         <w:r>
           <w:rPr>
             <w:rStyle w:val="Hyperlink"/>
             <w:noProof/>
             <w:lang w:val="en-US"/>
           </w:rPr>
-          <w:t>Figure 2: Training and validation loss (left) and validation AUC-ROC &amp; F1-Score (right) over epochs for the multimodal model.</w:t>
+          <w:t>Figure 2: Training and validation loss (left) and validation AUC-ROC &amp; F1-Score (right) for the multimodal model.</w:t>
         </w:r>
         <w:r>
           <w:rPr>
@@ -11749,7 +11657,7 @@
             <w:noProof/>
             <w:webHidden/>
           </w:rPr>
-          <w:instrText xml:space="preserve"> PAGEREF _Toc229767559 \h </w:instrText>
+          <w:instrText xml:space="preserve"> PAGEREF _Toc230164622 \h </w:instrText>
         </w:r>
         <w:r>
           <w:rPr>
@@ -11795,7 +11703,7 @@
           <w14:ligatures w14:val="standardContextual"/>
         </w:rPr>
       </w:pPr>
-      <w:hyperlink w:anchor="_Toc229767560" w:history="1">
+      <w:hyperlink w:anchor="_Toc230164623" w:history="1">
         <w:r>
           <w:rPr>
             <w:rStyle w:val="Hyperlink"/>
@@ -11823,7 +11731,7 @@
             <w:noProof/>
             <w:webHidden/>
           </w:rPr>
-          <w:instrText xml:space="preserve"> PAGEREF _Toc229767560 \h </w:instrText>
+          <w:instrText xml:space="preserve"> PAGEREF _Toc230164623 \h </w:instrText>
         </w:r>
         <w:r>
           <w:rPr>
@@ -11869,7 +11777,7 @@
           <w14:ligatures w14:val="standardContextual"/>
         </w:rPr>
       </w:pPr>
-      <w:hyperlink w:anchor="_Toc229767561" w:history="1">
+      <w:hyperlink w:anchor="_Toc230164624" w:history="1">
         <w:r>
           <w:rPr>
             <w:rStyle w:val="Hyperlink"/>
@@ -11897,7 +11805,7 @@
             <w:noProof/>
             <w:webHidden/>
           </w:rPr>
-          <w:instrText xml:space="preserve"> PAGEREF _Toc229767561 \h </w:instrText>
+          <w:instrText xml:space="preserve"> PAGEREF _Toc230164624 \h </w:instrText>
         </w:r>
         <w:r>
           <w:rPr>
@@ -11943,7 +11851,7 @@
           <w14:ligatures w14:val="standardContextual"/>
         </w:rPr>
       </w:pPr>
-      <w:hyperlink w:anchor="_Toc229767562" w:history="1">
+      <w:hyperlink w:anchor="_Toc230164625" w:history="1">
         <w:r>
           <w:rPr>
             <w:rStyle w:val="Hyperlink"/>
@@ -11971,7 +11879,7 @@
             <w:noProof/>
             <w:webHidden/>
           </w:rPr>
-          <w:instrText xml:space="preserve"> PAGEREF _Toc229767562 \h </w:instrText>
+          <w:instrText xml:space="preserve"> PAGEREF _Toc230164625 \h </w:instrText>
         </w:r>
         <w:r>
           <w:rPr>
@@ -12085,7 +11993,7 @@
         </w:rPr>
         <w:fldChar w:fldCharType="separate"/>
       </w:r>
-      <w:hyperlink w:anchor="_Toc229767563" w:history="1">
+      <w:hyperlink w:anchor="_Toc230164614" w:history="1">
         <w:r>
           <w:rPr>
             <w:rStyle w:val="Hyperlink"/>
@@ -12113,7 +12021,7 @@
             <w:noProof/>
             <w:webHidden/>
           </w:rPr>
-          <w:instrText xml:space="preserve"> PAGEREF _Toc229767563 \h </w:instrText>
+          <w:instrText xml:space="preserve"> PAGEREF _Toc230164614 \h </w:instrText>
         </w:r>
         <w:r>
           <w:rPr>
@@ -12159,7 +12067,7 @@
           <w14:ligatures w14:val="standardContextual"/>
         </w:rPr>
       </w:pPr>
-      <w:hyperlink w:anchor="_Toc229767564" w:history="1">
+      <w:hyperlink w:anchor="_Toc230164615" w:history="1">
         <w:r>
           <w:rPr>
             <w:rStyle w:val="Hyperlink"/>
@@ -12187,7 +12095,7 @@
             <w:noProof/>
             <w:webHidden/>
           </w:rPr>
-          <w:instrText xml:space="preserve"> PAGEREF _Toc229767564 \h </w:instrText>
+          <w:instrText xml:space="preserve"> PAGEREF _Toc230164615 \h </w:instrText>
         </w:r>
         <w:r>
           <w:rPr>
@@ -12233,7 +12141,7 @@
           <w14:ligatures w14:val="standardContextual"/>
         </w:rPr>
       </w:pPr>
-      <w:hyperlink w:anchor="_Toc229767565" w:history="1">
+      <w:hyperlink w:anchor="_Toc230164616" w:history="1">
         <w:r>
           <w:rPr>
             <w:rStyle w:val="Hyperlink"/>
@@ -12261,7 +12169,7 @@
             <w:noProof/>
             <w:webHidden/>
           </w:rPr>
-          <w:instrText xml:space="preserve"> PAGEREF _Toc229767565 \h </w:instrText>
+          <w:instrText xml:space="preserve"> PAGEREF _Toc230164616 \h </w:instrText>
         </w:r>
         <w:r>
           <w:rPr>
@@ -12307,7 +12215,7 @@
           <w14:ligatures w14:val="standardContextual"/>
         </w:rPr>
       </w:pPr>
-      <w:hyperlink w:anchor="_Toc229767566" w:history="1">
+      <w:hyperlink w:anchor="_Toc230164617" w:history="1">
         <w:r>
           <w:rPr>
             <w:rStyle w:val="Hyperlink"/>
@@ -12334,7 +12242,7 @@
             <w:noProof/>
             <w:webHidden/>
           </w:rPr>
-          <w:instrText xml:space="preserve"> PAGEREF _Toc229767566 \h </w:instrText>
+          <w:instrText xml:space="preserve"> PAGEREF _Toc230164617 \h </w:instrText>
         </w:r>
         <w:r>
           <w:rPr>
@@ -12380,7 +12288,7 @@
           <w14:ligatures w14:val="standardContextual"/>
         </w:rPr>
       </w:pPr>
-      <w:hyperlink w:anchor="_Toc229767567" w:history="1">
+      <w:hyperlink w:anchor="_Toc230164618" w:history="1">
         <w:r>
           <w:rPr>
             <w:rStyle w:val="Hyperlink"/>
@@ -12408,7 +12316,7 @@
             <w:noProof/>
             <w:webHidden/>
           </w:rPr>
-          <w:instrText xml:space="preserve"> PAGEREF _Toc229767567 \h </w:instrText>
+          <w:instrText xml:space="preserve"> PAGEREF _Toc230164618 \h </w:instrText>
         </w:r>
         <w:r>
           <w:rPr>
@@ -12454,7 +12362,7 @@
           <w14:ligatures w14:val="standardContextual"/>
         </w:rPr>
       </w:pPr>
-      <w:hyperlink w:anchor="_Toc229767568" w:history="1">
+      <w:hyperlink w:anchor="_Toc230164619" w:history="1">
         <w:r>
           <w:rPr>
             <w:rStyle w:val="Hyperlink"/>
@@ -12482,7 +12390,7 @@
             <w:noProof/>
             <w:webHidden/>
           </w:rPr>
-          <w:instrText xml:space="preserve"> PAGEREF _Toc229767568 \h </w:instrText>
+          <w:instrText xml:space="preserve"> PAGEREF _Toc230164619 \h </w:instrText>
         </w:r>
         <w:r>
           <w:rPr>
@@ -12528,7 +12436,7 @@
           <w14:ligatures w14:val="standardContextual"/>
         </w:rPr>
       </w:pPr>
-      <w:hyperlink w:anchor="_Toc229767569" w:history="1">
+      <w:hyperlink w:anchor="_Toc230164620" w:history="1">
         <w:r>
           <w:rPr>
             <w:rStyle w:val="Hyperlink"/>
@@ -12556,7 +12464,7 @@
             <w:noProof/>
             <w:webHidden/>
           </w:rPr>
-          <w:instrText xml:space="preserve"> PAGEREF _Toc229767569 \h </w:instrText>
+          <w:instrText xml:space="preserve"> PAGEREF _Toc230164620 \h </w:instrText>
         </w:r>
         <w:r>
           <w:rPr>
